--- a/documentation.docx
+++ b/documentation.docx
@@ -84,39 +84,7 @@
           <w:sz w:val="40"/>
           <w:szCs w:val="40"/>
         </w:rPr>
-        <w:t xml:space="preserve">MI </w:t>
-      </w:r>
-      <w:proofErr w:type="spellStart"/>
-      <w:r>
-        <w:rPr>
-          <w:sz w:val="40"/>
-          <w:szCs w:val="40"/>
-        </w:rPr>
-        <w:t>Machine</w:t>
-      </w:r>
-      <w:proofErr w:type="spellEnd"/>
-      <w:r>
-        <w:rPr>
-          <w:sz w:val="40"/>
-          <w:szCs w:val="40"/>
-        </w:rPr>
-        <w:t xml:space="preserve"> </w:t>
-      </w:r>
-      <w:proofErr w:type="spellStart"/>
-      <w:r>
-        <w:rPr>
-          <w:sz w:val="40"/>
-          <w:szCs w:val="40"/>
-        </w:rPr>
-        <w:t>Learning</w:t>
-      </w:r>
-      <w:proofErr w:type="spellEnd"/>
-      <w:r>
-        <w:rPr>
-          <w:sz w:val="40"/>
-          <w:szCs w:val="40"/>
-        </w:rPr>
-        <w:t xml:space="preserve"> </w:t>
+        <w:t xml:space="preserve">MI Machine Learning </w:t>
       </w:r>
       <w:r>
         <w:rPr>
@@ -168,6 +136,17 @@
     </w:p>
     <w:sdt>
       <w:sdtPr>
+        <w:rPr>
+          <w:rFonts w:asciiTheme="minorHAnsi" w:eastAsiaTheme="minorHAnsi" w:hAnsiTheme="minorHAnsi" w:cstheme="minorBidi"/>
+          <w:b w:val="0"/>
+          <w:bCs w:val="0"/>
+          <w:color w:val="auto"/>
+          <w:kern w:val="2"/>
+          <w:sz w:val="24"/>
+          <w:szCs w:val="24"/>
+          <w:lang w:eastAsia="en-US"/>
+          <w14:ligatures w14:val="standardContextual"/>
+        </w:rPr>
         <w:id w:val="127824216"/>
         <w:docPartObj>
           <w:docPartGallery w:val="Table of Contents"/>
@@ -176,14 +155,7 @@
       </w:sdtPr>
       <w:sdtEndPr>
         <w:rPr>
-          <w:rFonts w:asciiTheme="minorHAnsi" w:eastAsiaTheme="minorHAnsi" w:hAnsiTheme="minorHAnsi" w:cstheme="minorBidi"/>
           <w:noProof/>
-          <w:color w:val="auto"/>
-          <w:kern w:val="2"/>
-          <w:sz w:val="24"/>
-          <w:szCs w:val="24"/>
-          <w:lang w:eastAsia="en-US"/>
-          <w14:ligatures w14:val="standardContextual"/>
         </w:rPr>
       </w:sdtEndPr>
       <w:sdtContent>
@@ -230,7 +202,7 @@
             </w:rPr>
             <w:fldChar w:fldCharType="separate"/>
           </w:r>
-          <w:hyperlink w:anchor="_Toc228964768" w:history="1">
+          <w:hyperlink w:anchor="_Toc228968904" w:history="1">
             <w:r>
               <w:rPr>
                 <w:rStyle w:val="Hiperhivatkozs"/>
@@ -277,7 +249,7 @@
                 <w:noProof/>
                 <w:webHidden/>
               </w:rPr>
-              <w:instrText xml:space="preserve"> PAGEREF _Toc228964768 \h </w:instrText>
+              <w:instrText xml:space="preserve"> PAGEREF _Toc228968904 \h </w:instrText>
             </w:r>
             <w:r>
               <w:rPr>
@@ -326,7 +298,7 @@
               <w:lang w:eastAsia="hu-HU"/>
             </w:rPr>
           </w:pPr>
-          <w:hyperlink w:anchor="_Toc228964769" w:history="1">
+          <w:hyperlink w:anchor="_Toc228968905" w:history="1">
             <w:r>
               <w:rPr>
                 <w:rStyle w:val="Hiperhivatkozs"/>
@@ -373,7 +345,7 @@
                 <w:noProof/>
                 <w:webHidden/>
               </w:rPr>
-              <w:instrText xml:space="preserve"> PAGEREF _Toc228964769 \h </w:instrText>
+              <w:instrText xml:space="preserve"> PAGEREF _Toc228968905 \h </w:instrText>
             </w:r>
             <w:r>
               <w:rPr>
@@ -420,7 +392,7 @@
               <w:lang w:eastAsia="hu-HU"/>
             </w:rPr>
           </w:pPr>
-          <w:hyperlink w:anchor="_Toc228964770" w:history="1">
+          <w:hyperlink w:anchor="_Toc228968906" w:history="1">
             <w:r>
               <w:rPr>
                 <w:rStyle w:val="Hiperhivatkozs"/>
@@ -465,7 +437,7 @@
                 <w:noProof/>
                 <w:webHidden/>
               </w:rPr>
-              <w:instrText xml:space="preserve"> PAGEREF _Toc228964770 \h </w:instrText>
+              <w:instrText xml:space="preserve"> PAGEREF _Toc228968906 \h </w:instrText>
             </w:r>
             <w:r>
               <w:rPr>
@@ -512,7 +484,7 @@
               <w:lang w:eastAsia="hu-HU"/>
             </w:rPr>
           </w:pPr>
-          <w:hyperlink w:anchor="_Toc228964771" w:history="1">
+          <w:hyperlink w:anchor="_Toc228968907" w:history="1">
             <w:r>
               <w:rPr>
                 <w:rStyle w:val="Hiperhivatkozs"/>
@@ -557,7 +529,7 @@
                 <w:noProof/>
                 <w:webHidden/>
               </w:rPr>
-              <w:instrText xml:space="preserve"> PAGEREF _Toc228964771 \h </w:instrText>
+              <w:instrText xml:space="preserve"> PAGEREF _Toc228968907 \h </w:instrText>
             </w:r>
             <w:r>
               <w:rPr>
@@ -604,7 +576,7 @@
               <w:lang w:eastAsia="hu-HU"/>
             </w:rPr>
           </w:pPr>
-          <w:hyperlink w:anchor="_Toc228964772" w:history="1">
+          <w:hyperlink w:anchor="_Toc228968908" w:history="1">
             <w:r>
               <w:rPr>
                 <w:rStyle w:val="Hiperhivatkozs"/>
@@ -649,7 +621,7 @@
                 <w:noProof/>
                 <w:webHidden/>
               </w:rPr>
-              <w:instrText xml:space="preserve"> PAGEREF _Toc228964772 \h </w:instrText>
+              <w:instrText xml:space="preserve"> PAGEREF _Toc228968908 \h </w:instrText>
             </w:r>
             <w:r>
               <w:rPr>
@@ -696,7 +668,7 @@
               <w:lang w:eastAsia="hu-HU"/>
             </w:rPr>
           </w:pPr>
-          <w:hyperlink w:anchor="_Toc228964773" w:history="1">
+          <w:hyperlink w:anchor="_Toc228968909" w:history="1">
             <w:r>
               <w:rPr>
                 <w:rStyle w:val="Hiperhivatkozs"/>
@@ -741,7 +713,7 @@
                 <w:noProof/>
                 <w:webHidden/>
               </w:rPr>
-              <w:instrText xml:space="preserve"> PAGEREF _Toc228964773 \h </w:instrText>
+              <w:instrText xml:space="preserve"> PAGEREF _Toc228968909 \h </w:instrText>
             </w:r>
             <w:r>
               <w:rPr>
@@ -788,7 +760,7 @@
               <w:lang w:eastAsia="hu-HU"/>
             </w:rPr>
           </w:pPr>
-          <w:hyperlink w:anchor="_Toc228964774" w:history="1">
+          <w:hyperlink w:anchor="_Toc228968910" w:history="1">
             <w:r>
               <w:rPr>
                 <w:rStyle w:val="Hiperhivatkozs"/>
@@ -833,7 +805,7 @@
                 <w:noProof/>
                 <w:webHidden/>
               </w:rPr>
-              <w:instrText xml:space="preserve"> PAGEREF _Toc228964774 \h </w:instrText>
+              <w:instrText xml:space="preserve"> PAGEREF _Toc228968910 \h </w:instrText>
             </w:r>
             <w:r>
               <w:rPr>
@@ -882,7 +854,7 @@
               <w:lang w:eastAsia="hu-HU"/>
             </w:rPr>
           </w:pPr>
-          <w:hyperlink w:anchor="_Toc228964775" w:history="1">
+          <w:hyperlink w:anchor="_Toc228968911" w:history="1">
             <w:r>
               <w:rPr>
                 <w:rStyle w:val="Hiperhivatkozs"/>
@@ -929,7 +901,7 @@
                 <w:noProof/>
                 <w:webHidden/>
               </w:rPr>
-              <w:instrText xml:space="preserve"> PAGEREF _Toc228964775 \h </w:instrText>
+              <w:instrText xml:space="preserve"> PAGEREF _Toc228968911 \h </w:instrText>
             </w:r>
             <w:r>
               <w:rPr>
@@ -976,7 +948,7 @@
               <w:lang w:eastAsia="hu-HU"/>
             </w:rPr>
           </w:pPr>
-          <w:hyperlink w:anchor="_Toc228964776" w:history="1">
+          <w:hyperlink w:anchor="_Toc228968912" w:history="1">
             <w:r>
               <w:rPr>
                 <w:rStyle w:val="Hiperhivatkozs"/>
@@ -1021,7 +993,7 @@
                 <w:noProof/>
                 <w:webHidden/>
               </w:rPr>
-              <w:instrText xml:space="preserve"> PAGEREF _Toc228964776 \h </w:instrText>
+              <w:instrText xml:space="preserve"> PAGEREF _Toc228968912 \h </w:instrText>
             </w:r>
             <w:r>
               <w:rPr>
@@ -1068,7 +1040,7 @@
               <w:lang w:eastAsia="hu-HU"/>
             </w:rPr>
           </w:pPr>
-          <w:hyperlink w:anchor="_Toc228964777" w:history="1">
+          <w:hyperlink w:anchor="_Toc228968913" w:history="1">
             <w:r>
               <w:rPr>
                 <w:rStyle w:val="Hiperhivatkozs"/>
@@ -1113,7 +1085,7 @@
                 <w:noProof/>
                 <w:webHidden/>
               </w:rPr>
-              <w:instrText xml:space="preserve"> PAGEREF _Toc228964777 \h </w:instrText>
+              <w:instrText xml:space="preserve"> PAGEREF _Toc228968913 \h </w:instrText>
             </w:r>
             <w:r>
               <w:rPr>
@@ -1160,7 +1132,7 @@
               <w:lang w:eastAsia="hu-HU"/>
             </w:rPr>
           </w:pPr>
-          <w:hyperlink w:anchor="_Toc228964778" w:history="1">
+          <w:hyperlink w:anchor="_Toc228968914" w:history="1">
             <w:r>
               <w:rPr>
                 <w:rStyle w:val="Hiperhivatkozs"/>
@@ -1205,7 +1177,7 @@
                 <w:noProof/>
                 <w:webHidden/>
               </w:rPr>
-              <w:instrText xml:space="preserve"> PAGEREF _Toc228964778 \h </w:instrText>
+              <w:instrText xml:space="preserve"> PAGEREF _Toc228968914 \h </w:instrText>
             </w:r>
             <w:r>
               <w:rPr>
@@ -1254,7 +1226,7 @@
               <w:lang w:eastAsia="hu-HU"/>
             </w:rPr>
           </w:pPr>
-          <w:hyperlink w:anchor="_Toc228964779" w:history="1">
+          <w:hyperlink w:anchor="_Toc228968915" w:history="1">
             <w:r>
               <w:rPr>
                 <w:rStyle w:val="Hiperhivatkozs"/>
@@ -1301,7 +1273,7 @@
                 <w:noProof/>
                 <w:webHidden/>
               </w:rPr>
-              <w:instrText xml:space="preserve"> PAGEREF _Toc228964779 \h </w:instrText>
+              <w:instrText xml:space="preserve"> PAGEREF _Toc228968915 \h </w:instrText>
             </w:r>
             <w:r>
               <w:rPr>
@@ -1348,7 +1320,7 @@
               <w:lang w:eastAsia="hu-HU"/>
             </w:rPr>
           </w:pPr>
-          <w:hyperlink w:anchor="_Toc228964780" w:history="1">
+          <w:hyperlink w:anchor="_Toc228968916" w:history="1">
             <w:r>
               <w:rPr>
                 <w:rStyle w:val="Hiperhivatkozs"/>
@@ -1393,7 +1365,7 @@
                 <w:noProof/>
                 <w:webHidden/>
               </w:rPr>
-              <w:instrText xml:space="preserve"> PAGEREF _Toc228964780 \h </w:instrText>
+              <w:instrText xml:space="preserve"> PAGEREF _Toc228968916 \h </w:instrText>
             </w:r>
             <w:r>
               <w:rPr>
@@ -1440,7 +1412,7 @@
               <w:lang w:eastAsia="hu-HU"/>
             </w:rPr>
           </w:pPr>
-          <w:hyperlink w:anchor="_Toc228964781" w:history="1">
+          <w:hyperlink w:anchor="_Toc228968917" w:history="1">
             <w:r>
               <w:rPr>
                 <w:rStyle w:val="Hiperhivatkozs"/>
@@ -1485,7 +1457,7 @@
                 <w:noProof/>
                 <w:webHidden/>
               </w:rPr>
-              <w:instrText xml:space="preserve"> PAGEREF _Toc228964781 \h </w:instrText>
+              <w:instrText xml:space="preserve"> PAGEREF _Toc228968917 \h </w:instrText>
             </w:r>
             <w:r>
               <w:rPr>
@@ -1532,7 +1504,7 @@
               <w:lang w:eastAsia="hu-HU"/>
             </w:rPr>
           </w:pPr>
-          <w:hyperlink w:anchor="_Toc228964782" w:history="1">
+          <w:hyperlink w:anchor="_Toc228968918" w:history="1">
             <w:r>
               <w:rPr>
                 <w:rStyle w:val="Hiperhivatkozs"/>
@@ -1577,7 +1549,7 @@
                 <w:noProof/>
                 <w:webHidden/>
               </w:rPr>
-              <w:instrText xml:space="preserve"> PAGEREF _Toc228964782 \h </w:instrText>
+              <w:instrText xml:space="preserve"> PAGEREF _Toc228968918 \h </w:instrText>
             </w:r>
             <w:r>
               <w:rPr>
@@ -1624,7 +1596,7 @@
               <w:lang w:eastAsia="hu-HU"/>
             </w:rPr>
           </w:pPr>
-          <w:hyperlink w:anchor="_Toc228964783" w:history="1">
+          <w:hyperlink w:anchor="_Toc228968919" w:history="1">
             <w:r>
               <w:rPr>
                 <w:rStyle w:val="Hiperhivatkozs"/>
@@ -1669,7 +1641,7 @@
                 <w:noProof/>
                 <w:webHidden/>
               </w:rPr>
-              <w:instrText xml:space="preserve"> PAGEREF _Toc228964783 \h </w:instrText>
+              <w:instrText xml:space="preserve"> PAGEREF _Toc228968919 \h </w:instrText>
             </w:r>
             <w:r>
               <w:rPr>
@@ -1716,7 +1688,7 @@
               <w:lang w:eastAsia="hu-HU"/>
             </w:rPr>
           </w:pPr>
-          <w:hyperlink w:anchor="_Toc228964784" w:history="1">
+          <w:hyperlink w:anchor="_Toc228968920" w:history="1">
             <w:r>
               <w:rPr>
                 <w:rStyle w:val="Hiperhivatkozs"/>
@@ -1761,7 +1733,7 @@
                 <w:noProof/>
                 <w:webHidden/>
               </w:rPr>
-              <w:instrText xml:space="preserve"> PAGEREF _Toc228964784 \h </w:instrText>
+              <w:instrText xml:space="preserve"> PAGEREF _Toc228968920 \h </w:instrText>
             </w:r>
             <w:r>
               <w:rPr>
@@ -1810,7 +1782,7 @@
               <w:lang w:eastAsia="hu-HU"/>
             </w:rPr>
           </w:pPr>
-          <w:hyperlink w:anchor="_Toc228964785" w:history="1">
+          <w:hyperlink w:anchor="_Toc228968921" w:history="1">
             <w:r>
               <w:rPr>
                 <w:rStyle w:val="Hiperhivatkozs"/>
@@ -1857,7 +1829,7 @@
                 <w:noProof/>
                 <w:webHidden/>
               </w:rPr>
-              <w:instrText xml:space="preserve"> PAGEREF _Toc228964785 \h </w:instrText>
+              <w:instrText xml:space="preserve"> PAGEREF _Toc228968921 \h </w:instrText>
             </w:r>
             <w:r>
               <w:rPr>
@@ -1906,7 +1878,7 @@
               <w:lang w:eastAsia="hu-HU"/>
             </w:rPr>
           </w:pPr>
-          <w:hyperlink w:anchor="_Toc228964786" w:history="1">
+          <w:hyperlink w:anchor="_Toc228968922" w:history="1">
             <w:r>
               <w:rPr>
                 <w:rStyle w:val="Hiperhivatkozs"/>
@@ -1953,7 +1925,7 @@
                 <w:noProof/>
                 <w:webHidden/>
               </w:rPr>
-              <w:instrText xml:space="preserve"> PAGEREF _Toc228964786 \h </w:instrText>
+              <w:instrText xml:space="preserve"> PAGEREF _Toc228968922 \h </w:instrText>
             </w:r>
             <w:r>
               <w:rPr>
@@ -2002,7 +1974,7 @@
               <w:lang w:eastAsia="hu-HU"/>
             </w:rPr>
           </w:pPr>
-          <w:hyperlink w:anchor="_Toc228964787" w:history="1">
+          <w:hyperlink w:anchor="_Toc228968923" w:history="1">
             <w:r>
               <w:rPr>
                 <w:rStyle w:val="Hiperhivatkozs"/>
@@ -2049,7 +2021,7 @@
                 <w:noProof/>
                 <w:webHidden/>
               </w:rPr>
-              <w:instrText xml:space="preserve"> PAGEREF _Toc228964787 \h </w:instrText>
+              <w:instrText xml:space="preserve"> PAGEREF _Toc228968923 \h </w:instrText>
             </w:r>
             <w:r>
               <w:rPr>
@@ -2102,7 +2074,7 @@
       <w:pPr>
         <w:pStyle w:val="Cmsor1"/>
       </w:pPr>
-      <w:bookmarkStart w:id="0" w:name="_Toc228964768"/>
+      <w:bookmarkStart w:id="0" w:name="_Toc228968904"/>
       <w:r>
         <w:lastRenderedPageBreak/>
         <w:t>Bevezetés</w:t>
@@ -2116,76 +2088,12 @@
     </w:p>
     <w:p>
       <w:r>
-        <w:t xml:space="preserve">A megoldás Python nyelven, </w:t>
-      </w:r>
-      <w:proofErr w:type="spellStart"/>
-      <w:r>
-        <w:t>IPython</w:t>
-      </w:r>
-      <w:proofErr w:type="spellEnd"/>
-      <w:r>
-        <w:t xml:space="preserve"> Notebook formátumban készült. A notebook tartalmazza az adathalmazok létrehozását és betöltését, az adatok vizualizációját, a modellek tanítását, a </w:t>
-      </w:r>
-      <w:proofErr w:type="spellStart"/>
-      <w:r>
-        <w:t>hiperparaméter</w:t>
-      </w:r>
-      <w:proofErr w:type="spellEnd"/>
-      <w:r>
-        <w:t>-hangolást, valamint az eredmények táblázatos és grafikus bemutatását.</w:t>
+        <w:t>A megoldás Python nyelven, IPython Notebook formátumban készült. A notebook tartalmazza az adathalmazok létrehozását és betöltését, az adatok vizualizációját, a modellek tanítását, a hiperparaméter-hangolást, valamint az eredmények táblázatos és grafikus bemutatását.</w:t>
       </w:r>
     </w:p>
     <w:p>
       <w:r>
-        <w:t xml:space="preserve">Az első részben a </w:t>
-      </w:r>
-      <w:proofErr w:type="spellStart"/>
-      <w:r>
-        <w:t>Naive</w:t>
-      </w:r>
-      <w:proofErr w:type="spellEnd"/>
-      <w:r>
-        <w:t xml:space="preserve"> </w:t>
-      </w:r>
-      <w:proofErr w:type="spellStart"/>
-      <w:r>
-        <w:t>Bayes</w:t>
-      </w:r>
-      <w:proofErr w:type="spellEnd"/>
-      <w:r>
-        <w:t>, a Random Forest és a K-</w:t>
-      </w:r>
-      <w:proofErr w:type="spellStart"/>
-      <w:r>
-        <w:t>Nearest</w:t>
-      </w:r>
-      <w:proofErr w:type="spellEnd"/>
-      <w:r>
-        <w:t xml:space="preserve"> </w:t>
-      </w:r>
-      <w:proofErr w:type="spellStart"/>
-      <w:r>
-        <w:t>Neighbors</w:t>
-      </w:r>
-      <w:proofErr w:type="spellEnd"/>
-      <w:r>
-        <w:t xml:space="preserve"> osztályozókat vizsgáltam. A második részben az </w:t>
-      </w:r>
-      <w:proofErr w:type="spellStart"/>
-      <w:r>
-        <w:t>Airfoil</w:t>
-      </w:r>
-      <w:proofErr w:type="spellEnd"/>
-      <w:r>
-        <w:t xml:space="preserve"> </w:t>
-      </w:r>
-      <w:proofErr w:type="spellStart"/>
-      <w:r>
-        <w:t>Self-Noise</w:t>
-      </w:r>
-      <w:proofErr w:type="spellEnd"/>
-      <w:r>
-        <w:t xml:space="preserve"> adathalmazt használtam</w:t>
+        <w:t>Az első részben a Naive Bayes, a Random Forest és a K-Nearest Neighbors osztályozókat vizsgáltam. A második részben az Airfoil Self-Noise adathalmazt használtam</w:t>
       </w:r>
       <w:r>
         <w:t xml:space="preserve"> [1]</w:t>
@@ -2196,52 +2104,12 @@
     </w:p>
     <w:p>
       <w:r>
-        <w:t xml:space="preserve">A gépi tanulási modellek megvalósításához a </w:t>
-      </w:r>
-      <w:proofErr w:type="spellStart"/>
-      <w:r>
-        <w:t>scikit-learn</w:t>
-      </w:r>
-      <w:proofErr w:type="spellEnd"/>
-      <w:r>
-        <w:t xml:space="preserve"> könyvtárat használtam [2], [6]. A numerikus számításokat a </w:t>
-      </w:r>
-      <w:proofErr w:type="spellStart"/>
-      <w:r>
-        <w:t>NumPy</w:t>
-      </w:r>
-      <w:proofErr w:type="spellEnd"/>
-      <w:r>
-        <w:t xml:space="preserve"> [3], az adatok kezelését a </w:t>
-      </w:r>
-      <w:proofErr w:type="spellStart"/>
-      <w:r>
-        <w:t>pandas</w:t>
-      </w:r>
-      <w:proofErr w:type="spellEnd"/>
-      <w:r>
-        <w:t xml:space="preserve"> [4], az ábrázolást pedig a </w:t>
-      </w:r>
-      <w:proofErr w:type="spellStart"/>
-      <w:r>
-        <w:t>matplotlib</w:t>
-      </w:r>
-      <w:proofErr w:type="spellEnd"/>
-      <w:r>
-        <w:t xml:space="preserve"> [5] segítette.</w:t>
+        <w:t>A gépi tanulási modellek megvalósításához a scikit-learn könyvtárat használtam [2], [6]. A numerikus számításokat a NumPy [3], az adatok kezelését a pandas [4], az ábrázolást pedig a matplotlib [5] segítette.</w:t>
       </w:r>
     </w:p>
     <w:p>
       <w:r>
-        <w:t xml:space="preserve">A reprodukálhatóság érdekében a programban rögzített random </w:t>
-      </w:r>
-      <w:proofErr w:type="spellStart"/>
-      <w:r>
-        <w:t>seed</w:t>
-      </w:r>
-      <w:proofErr w:type="spellEnd"/>
-      <w:r>
-        <w:t xml:space="preserve"> értéket használtam</w:t>
+        <w:t>A reprodukálhatóság érdekében a programban rögzített random seed értéket használtam</w:t>
       </w:r>
       <w:r>
         <w:t xml:space="preserve">. </w:t>
@@ -2254,7 +2122,7 @@
       <w:pPr>
         <w:pStyle w:val="Cmsor1"/>
       </w:pPr>
-      <w:bookmarkStart w:id="1" w:name="_Toc228964769"/>
+      <w:bookmarkStart w:id="1" w:name="_Toc228968905"/>
       <w:r>
         <w:t>Generált klasszifikációs feladat</w:t>
       </w:r>
@@ -2264,7 +2132,7 @@
       <w:pPr>
         <w:pStyle w:val="Cmsor2"/>
       </w:pPr>
-      <w:bookmarkStart w:id="2" w:name="_Toc228964770"/>
+      <w:bookmarkStart w:id="2" w:name="_Toc228968906"/>
       <w:r>
         <w:t>Adathalmaz és paraméterek</w:t>
       </w:r>
@@ -2274,32 +2142,28 @@
       <w:r>
         <w:t xml:space="preserve">Az első részfeladatban egy mesterségesen generált klasszifikációs adathalmazt használtam. Az adathalmazt a </w:t>
       </w:r>
-      <w:proofErr w:type="spellStart"/>
-      <w:r>
-        <w:t>scikit-learn</w:t>
-      </w:r>
-      <w:proofErr w:type="spellEnd"/>
-      <w:r>
-        <w:t xml:space="preserve"> </w:t>
-      </w:r>
-      <w:proofErr w:type="spellStart"/>
       <w:r>
         <w:rPr>
           <w:i/>
           <w:iCs/>
         </w:rPr>
-        <w:t>make_classification</w:t>
-      </w:r>
-      <w:proofErr w:type="spellEnd"/>
+        <w:t>scikit-learn</w:t>
+      </w:r>
+      <w:r>
+        <w:t xml:space="preserve"> </w:t>
+      </w:r>
       <w:r>
         <w:rPr>
           <w:i/>
           <w:iCs/>
         </w:rPr>
-        <w:t xml:space="preserve"> </w:t>
+        <w:t xml:space="preserve">make_classification </w:t>
       </w:r>
       <w:r>
         <w:t xml:space="preserve">függvényével állítottam elő </w:t>
+      </w:r>
+      <w:r>
+        <w:t xml:space="preserve">a </w:t>
       </w:r>
       <w:r>
         <w:t>hozzám</w:t>
@@ -2329,11 +2193,9 @@
             <w:tcW w:w="4531" w:type="dxa"/>
           </w:tcPr>
           <w:p>
-            <w:proofErr w:type="spellStart"/>
             <w:r>
               <w:t>dataset_type</w:t>
             </w:r>
-            <w:proofErr w:type="spellEnd"/>
           </w:p>
         </w:tc>
         <w:tc>
@@ -2341,11 +2203,19 @@
             <w:tcW w:w="4531" w:type="dxa"/>
           </w:tcPr>
           <w:p>
-            <w:proofErr w:type="spellStart"/>
-            <w:r>
+            <w:pPr>
+              <w:rPr>
+                <w:i/>
+                <w:iCs/>
+              </w:rPr>
+            </w:pPr>
+            <w:r>
+              <w:rPr>
+                <w:i/>
+                <w:iCs/>
+              </w:rPr>
               <w:t>classification</w:t>
             </w:r>
-            <w:proofErr w:type="spellEnd"/>
           </w:p>
         </w:tc>
       </w:tr>
@@ -2355,11 +2225,9 @@
             <w:tcW w:w="4531" w:type="dxa"/>
           </w:tcPr>
           <w:p>
-            <w:proofErr w:type="spellStart"/>
             <w:r>
               <w:t>n_samples</w:t>
             </w:r>
-            <w:proofErr w:type="spellEnd"/>
           </w:p>
         </w:tc>
         <w:tc>
@@ -2367,7 +2235,17 @@
             <w:tcW w:w="4531" w:type="dxa"/>
           </w:tcPr>
           <w:p>
-            <w:r>
+            <w:pPr>
+              <w:rPr>
+                <w:i/>
+                <w:iCs/>
+              </w:rPr>
+            </w:pPr>
+            <w:r>
+              <w:rPr>
+                <w:i/>
+                <w:iCs/>
+              </w:rPr>
               <w:t>240</w:t>
             </w:r>
           </w:p>
@@ -2379,11 +2257,9 @@
             <w:tcW w:w="4531" w:type="dxa"/>
           </w:tcPr>
           <w:p>
-            <w:proofErr w:type="spellStart"/>
             <w:r>
               <w:t>n_features</w:t>
             </w:r>
-            <w:proofErr w:type="spellEnd"/>
           </w:p>
         </w:tc>
         <w:tc>
@@ -2391,7 +2267,17 @@
             <w:tcW w:w="4531" w:type="dxa"/>
           </w:tcPr>
           <w:p>
-            <w:r>
+            <w:pPr>
+              <w:rPr>
+                <w:i/>
+                <w:iCs/>
+              </w:rPr>
+            </w:pPr>
+            <w:r>
+              <w:rPr>
+                <w:i/>
+                <w:iCs/>
+              </w:rPr>
               <w:t>10</w:t>
             </w:r>
           </w:p>
@@ -2403,11 +2289,9 @@
             <w:tcW w:w="4531" w:type="dxa"/>
           </w:tcPr>
           <w:p>
-            <w:proofErr w:type="spellStart"/>
             <w:r>
               <w:t>n_informative</w:t>
             </w:r>
-            <w:proofErr w:type="spellEnd"/>
           </w:p>
         </w:tc>
         <w:tc>
@@ -2415,7 +2299,17 @@
             <w:tcW w:w="4531" w:type="dxa"/>
           </w:tcPr>
           <w:p>
-            <w:r>
+            <w:pPr>
+              <w:rPr>
+                <w:i/>
+                <w:iCs/>
+              </w:rPr>
+            </w:pPr>
+            <w:r>
+              <w:rPr>
+                <w:i/>
+                <w:iCs/>
+              </w:rPr>
               <w:t>5</w:t>
             </w:r>
           </w:p>
@@ -2427,11 +2321,9 @@
             <w:tcW w:w="4531" w:type="dxa"/>
           </w:tcPr>
           <w:p>
-            <w:proofErr w:type="spellStart"/>
             <w:r>
               <w:t>n_redundant</w:t>
             </w:r>
-            <w:proofErr w:type="spellEnd"/>
           </w:p>
         </w:tc>
         <w:tc>
@@ -2439,7 +2331,17 @@
             <w:tcW w:w="4531" w:type="dxa"/>
           </w:tcPr>
           <w:p>
-            <w:r>
+            <w:pPr>
+              <w:rPr>
+                <w:i/>
+                <w:iCs/>
+              </w:rPr>
+            </w:pPr>
+            <w:r>
+              <w:rPr>
+                <w:i/>
+                <w:iCs/>
+              </w:rPr>
               <w:t>2</w:t>
             </w:r>
           </w:p>
@@ -2451,11 +2353,9 @@
             <w:tcW w:w="4531" w:type="dxa"/>
           </w:tcPr>
           <w:p>
-            <w:proofErr w:type="spellStart"/>
             <w:r>
               <w:t>n_classes</w:t>
             </w:r>
-            <w:proofErr w:type="spellEnd"/>
           </w:p>
         </w:tc>
         <w:tc>
@@ -2463,7 +2363,17 @@
             <w:tcW w:w="4531" w:type="dxa"/>
           </w:tcPr>
           <w:p>
-            <w:r>
+            <w:pPr>
+              <w:rPr>
+                <w:i/>
+                <w:iCs/>
+              </w:rPr>
+            </w:pPr>
+            <w:r>
+              <w:rPr>
+                <w:i/>
+                <w:iCs/>
+              </w:rPr>
               <w:t>2</w:t>
             </w:r>
           </w:p>
@@ -2475,11 +2385,9 @@
             <w:tcW w:w="4531" w:type="dxa"/>
           </w:tcPr>
           <w:p>
-            <w:proofErr w:type="spellStart"/>
             <w:r>
               <w:t>n_clusters_per_class</w:t>
             </w:r>
-            <w:proofErr w:type="spellEnd"/>
           </w:p>
         </w:tc>
         <w:tc>
@@ -2487,7 +2395,17 @@
             <w:tcW w:w="4531" w:type="dxa"/>
           </w:tcPr>
           <w:p>
-            <w:r>
+            <w:pPr>
+              <w:rPr>
+                <w:i/>
+                <w:iCs/>
+              </w:rPr>
+            </w:pPr>
+            <w:r>
+              <w:rPr>
+                <w:i/>
+                <w:iCs/>
+              </w:rPr>
               <w:t>1</w:t>
             </w:r>
           </w:p>
@@ -2499,11 +2417,9 @@
             <w:tcW w:w="4531" w:type="dxa"/>
           </w:tcPr>
           <w:p>
-            <w:proofErr w:type="spellStart"/>
             <w:r>
               <w:t>flip_y</w:t>
             </w:r>
-            <w:proofErr w:type="spellEnd"/>
           </w:p>
         </w:tc>
         <w:tc>
@@ -2511,7 +2427,17 @@
             <w:tcW w:w="4531" w:type="dxa"/>
           </w:tcPr>
           <w:p>
-            <w:r>
+            <w:pPr>
+              <w:rPr>
+                <w:i/>
+                <w:iCs/>
+              </w:rPr>
+            </w:pPr>
+            <w:r>
+              <w:rPr>
+                <w:i/>
+                <w:iCs/>
+              </w:rPr>
               <w:t>0.01</w:t>
             </w:r>
           </w:p>
@@ -2523,11 +2449,9 @@
             <w:tcW w:w="4531" w:type="dxa"/>
           </w:tcPr>
           <w:p>
-            <w:proofErr w:type="spellStart"/>
             <w:r>
               <w:t>class_sep</w:t>
             </w:r>
-            <w:proofErr w:type="spellEnd"/>
           </w:p>
         </w:tc>
         <w:tc>
@@ -2535,7 +2459,17 @@
             <w:tcW w:w="4531" w:type="dxa"/>
           </w:tcPr>
           <w:p>
-            <w:r>
+            <w:pPr>
+              <w:rPr>
+                <w:i/>
+                <w:iCs/>
+              </w:rPr>
+            </w:pPr>
+            <w:r>
+              <w:rPr>
+                <w:i/>
+                <w:iCs/>
+              </w:rPr>
               <w:t>1.0</w:t>
             </w:r>
           </w:p>
@@ -2547,11 +2481,9 @@
             <w:tcW w:w="4531" w:type="dxa"/>
           </w:tcPr>
           <w:p>
-            <w:proofErr w:type="spellStart"/>
             <w:r>
               <w:t>seed</w:t>
             </w:r>
-            <w:proofErr w:type="spellEnd"/>
           </w:p>
         </w:tc>
         <w:tc>
@@ -2559,7 +2491,17 @@
             <w:tcW w:w="4531" w:type="dxa"/>
           </w:tcPr>
           <w:p>
-            <w:r>
+            <w:pPr>
+              <w:rPr>
+                <w:i/>
+                <w:iCs/>
+              </w:rPr>
+            </w:pPr>
+            <w:r>
+              <w:rPr>
+                <w:i/>
+                <w:iCs/>
+              </w:rPr>
               <w:t>700664640</w:t>
             </w:r>
           </w:p>
@@ -2579,33 +2521,47 @@
       <w:r>
         <w:t xml:space="preserve">A </w:t>
       </w:r>
-      <w:proofErr w:type="spellStart"/>
-      <w:r>
-        <w:t>flip_y</w:t>
-      </w:r>
-      <w:proofErr w:type="spellEnd"/>
-      <w:r>
-        <w:t xml:space="preserve"> = 0.01 paraméter azt jelenti, hogy az osztálycímkék kis része véletlenszerűen megváltozhat, így az adathalmaz tartalmazhat kisebb zajt. A </w:t>
-      </w:r>
-      <w:proofErr w:type="spellStart"/>
-      <w:r>
-        <w:t>class_sep</w:t>
-      </w:r>
-      <w:proofErr w:type="spellEnd"/>
-      <w:r>
-        <w:t xml:space="preserve"> = 1.0 az osztályok elkülönülésének mértékét szabályozza.</w:t>
+      <w:r>
+        <w:rPr>
+          <w:i/>
+          <w:iCs/>
+        </w:rPr>
+        <w:t>flip_y = 0.01</w:t>
+      </w:r>
+      <w:r>
+        <w:t xml:space="preserve"> paraméter azt jelenti, hogy az osztálycímkék kis része véletlenszerűen megváltozhat, így az adathalmaz tartalmazhat kisebb zajt. A </w:t>
+      </w:r>
+      <w:r>
+        <w:rPr>
+          <w:i/>
+          <w:iCs/>
+        </w:rPr>
+        <w:t>class_sep = 1.0</w:t>
+      </w:r>
+      <w:r>
+        <w:t xml:space="preserve"> az osztályok elkülönülésének mértékét szabályozza.</w:t>
       </w:r>
     </w:p>
     <w:p>
       <w:r>
-        <w:t>Mivel az adathalmaz 10 dimenziós, közvetlenül nem ábrázolható teljes egészében kétdimenziós ábrán. Ezért a vizualizációhoz az első két jellemzőt használtam, így a pontdiagram az adatok kétdimenziós vetületét mutatja.</w:t>
+        <w:t xml:space="preserve">Mivel az adathalmaz </w:t>
+      </w:r>
+      <w:r>
+        <w:rPr>
+          <w:i/>
+          <w:iCs/>
+        </w:rPr>
+        <w:t>10</w:t>
+      </w:r>
+      <w:r>
+        <w:t xml:space="preserve"> dimenziós, közvetlenül nem ábrázolható teljes egészében kétdimenziós ábrán. Ezért a vizualizációhoz az első két jellemzőt használtam, így a pontdiagram az adatok kétdimenziós vetületét mutatja.</w:t>
       </w:r>
     </w:p>
     <w:p>
       <w:pPr>
         <w:pStyle w:val="Cmsor2"/>
       </w:pPr>
-      <w:bookmarkStart w:id="3" w:name="_Toc228964771"/>
+      <w:bookmarkStart w:id="3" w:name="_Toc228968907"/>
       <w:r>
         <w:t>Alkalmazott osztályozók</w:t>
       </w:r>
@@ -2624,19 +2580,9 @@
           <w:numId w:val="3"/>
         </w:numPr>
       </w:pPr>
-      <w:proofErr w:type="spellStart"/>
-      <w:r>
-        <w:t>Naive</w:t>
-      </w:r>
-      <w:proofErr w:type="spellEnd"/>
-      <w:r>
-        <w:t xml:space="preserve"> </w:t>
-      </w:r>
-      <w:proofErr w:type="spellStart"/>
-      <w:r>
-        <w:t>Bayes</w:t>
-      </w:r>
-      <w:proofErr w:type="spellEnd"/>
+      <w:r>
+        <w:t>Naive Bayes</w:t>
+      </w:r>
     </w:p>
     <w:p>
       <w:pPr>
@@ -2647,13 +2593,8 @@
         </w:numPr>
       </w:pPr>
       <w:r>
-        <w:t xml:space="preserve">Random Forest </w:t>
-      </w:r>
-      <w:proofErr w:type="spellStart"/>
-      <w:r>
-        <w:t>Classifier</w:t>
-      </w:r>
-      <w:proofErr w:type="spellEnd"/>
+        <w:t>Random Forest Classifier</w:t>
+      </w:r>
     </w:p>
     <w:p>
       <w:pPr>
@@ -2664,89 +2605,60 @@
         </w:numPr>
       </w:pPr>
       <w:r>
-        <w:t>K-</w:t>
-      </w:r>
-      <w:proofErr w:type="spellStart"/>
-      <w:r>
-        <w:t>Nearest</w:t>
-      </w:r>
-      <w:proofErr w:type="spellEnd"/>
-      <w:r>
-        <w:t xml:space="preserve"> </w:t>
-      </w:r>
-      <w:proofErr w:type="spellStart"/>
-      <w:r>
-        <w:t>Neighbors</w:t>
-      </w:r>
-      <w:proofErr w:type="spellEnd"/>
-      <w:r>
-        <w:t xml:space="preserve"> </w:t>
-      </w:r>
-      <w:proofErr w:type="spellStart"/>
-      <w:r>
-        <w:t>Classifier</w:t>
-      </w:r>
-      <w:proofErr w:type="spellEnd"/>
+        <w:t>K-Nearest Neighbors Classifier</w:t>
+      </w:r>
     </w:p>
     <w:p>
       <w:r>
         <w:t xml:space="preserve">A </w:t>
       </w:r>
-      <w:proofErr w:type="spellStart"/>
-      <w:r>
-        <w:t>Naive</w:t>
-      </w:r>
-      <w:proofErr w:type="spellEnd"/>
-      <w:r>
-        <w:t xml:space="preserve"> </w:t>
-      </w:r>
-      <w:proofErr w:type="spellStart"/>
-      <w:r>
-        <w:t>Bayes</w:t>
-      </w:r>
-      <w:proofErr w:type="spellEnd"/>
-      <w:r>
-        <w:t xml:space="preserve"> egy valószínűségi osztályozó algoritmus, amely </w:t>
-      </w:r>
-      <w:proofErr w:type="spellStart"/>
-      <w:r>
-        <w:t>Bayes</w:t>
-      </w:r>
-      <w:proofErr w:type="spellEnd"/>
-      <w:r>
-        <w:t>-tételen alapul. Feltételezi, hogy a bemeneti jellemzők egymástól feltételesen függetlenek. Egyszerűsége ellenére sok esetben gyors és hatékony módszer.</w:t>
+      <w:r>
+        <w:rPr>
+          <w:b/>
+          <w:bCs/>
+        </w:rPr>
+        <w:t>Naive Bayes</w:t>
+      </w:r>
+      <w:r>
+        <w:t xml:space="preserve"> egy valószínűségi osztályozó algoritmus, amely Bayes-tételen alapul. Feltételezi, hogy a bemeneti jellemzők egymástól feltételesen függetlenek. Egyszerűsége ellenére sok esetben gyors és hatékony módszer.</w:t>
       </w:r>
     </w:p>
     <w:p>
       <w:r>
-        <w:t>A Random Forest több döntési fából álló együttes módszer. Minden fa az adatok egy részhalmazán tanul, majd az osztályozás az egyes fák szavazatai alapján történik. Előnye, hogy jól kezeli a nemlineáris összefüggéseket, és kevésbé hajlamos a túltanulásra, mint egyetlen döntési fa.</w:t>
+        <w:t xml:space="preserve">A </w:t>
+      </w:r>
+      <w:r>
+        <w:rPr>
+          <w:b/>
+          <w:bCs/>
+        </w:rPr>
+        <w:t>Random Forest</w:t>
+      </w:r>
+      <w:r>
+        <w:t xml:space="preserve"> több döntési fából álló együttes módszer. Minden fa az adatok egy részhalmazán tanul, majd az osztályozás az egyes fák szavazatai alapján történik. Előnye, hogy jól kezeli a nemlineáris összefüggéseket, és kevésbé hajlamos a túltanulásra, mint egyetlen döntési fa.</w:t>
       </w:r>
     </w:p>
     <w:p>
       <w:r>
-        <w:t>A K-</w:t>
-      </w:r>
-      <w:proofErr w:type="spellStart"/>
-      <w:r>
-        <w:t>Nearest</w:t>
-      </w:r>
-      <w:proofErr w:type="spellEnd"/>
-      <w:r>
-        <w:t xml:space="preserve"> </w:t>
-      </w:r>
-      <w:proofErr w:type="spellStart"/>
-      <w:r>
-        <w:t>Neighbors</w:t>
-      </w:r>
-      <w:proofErr w:type="spellEnd"/>
+        <w:t xml:space="preserve">A </w:t>
+      </w:r>
+      <w:r>
+        <w:rPr>
+          <w:b/>
+          <w:bCs/>
+        </w:rPr>
+        <w:t>K-Nearest Neighbors</w:t>
+      </w:r>
       <w:r>
         <w:t xml:space="preserve"> egy példányalapú módszer. Az új mintát az alapján sorolja be, hogy a tanító adatok közül a hozzá legközelebbi k darab szomszéd milyen osztályba tartozik. A módszer érzékeny a jellemzők skálájára, ezért a notebookban </w:t>
       </w:r>
-      <w:proofErr w:type="spellStart"/>
-      <w:r>
+      <w:r>
+        <w:rPr>
+          <w:i/>
+          <w:iCs/>
+        </w:rPr>
         <w:t>StandardScaler</w:t>
       </w:r>
-      <w:proofErr w:type="spellEnd"/>
       <w:r>
         <w:t xml:space="preserve"> előfeldolgozást használtam.</w:t>
       </w:r>
@@ -2755,36 +2667,15 @@
       <w:pPr>
         <w:pStyle w:val="Cmsor2"/>
       </w:pPr>
-      <w:bookmarkStart w:id="4" w:name="_Toc228964772"/>
-      <w:proofErr w:type="spellStart"/>
-      <w:r>
-        <w:t>Pszeudokód</w:t>
-      </w:r>
-      <w:proofErr w:type="spellEnd"/>
-      <w:r>
-        <w:t xml:space="preserve"> és UML </w:t>
-      </w:r>
-      <w:proofErr w:type="spellStart"/>
-      <w:r>
-        <w:t>activity</w:t>
-      </w:r>
-      <w:proofErr w:type="spellEnd"/>
-      <w:r>
-        <w:t xml:space="preserve"> diagram</w:t>
+      <w:bookmarkStart w:id="4" w:name="_Toc228968908"/>
+      <w:r>
+        <w:t>Pszeudokód és UML activity diagram</w:t>
       </w:r>
       <w:bookmarkEnd w:id="4"/>
     </w:p>
     <w:p>
       <w:r>
-        <w:t xml:space="preserve">A klasszifikációs rész általános működése a következő </w:t>
-      </w:r>
-      <w:proofErr w:type="spellStart"/>
-      <w:r>
-        <w:t>pszeudokóddal</w:t>
-      </w:r>
-      <w:proofErr w:type="spellEnd"/>
-      <w:r>
-        <w:t xml:space="preserve"> írható le:</w:t>
+        <w:t>A klasszifikációs rész általános működése a következő pszeudokóddal írható le:</w:t>
       </w:r>
     </w:p>
     <w:p>
@@ -2792,6 +2683,9 @@
         <w:jc w:val="center"/>
       </w:pPr>
       <w:r>
+        <w:rPr>
+          <w:noProof/>
+        </w:rPr>
         <w:lastRenderedPageBreak/>
         <w:drawing>
           <wp:inline distT="0" distB="0" distL="0" distR="0" wp14:anchorId="0495C777" wp14:editId="65D45451">
@@ -2835,6 +2729,9 @@
         <w:jc w:val="center"/>
       </w:pPr>
       <w:r>
+        <w:rPr>
+          <w:noProof/>
+        </w:rPr>
         <w:lastRenderedPageBreak/>
         <w:drawing>
           <wp:inline distT="0" distB="0" distL="0" distR="0" wp14:anchorId="00CF69D5" wp14:editId="301BC401">
@@ -2877,106 +2774,81 @@
       <w:pPr>
         <w:pStyle w:val="Cmsor2"/>
       </w:pPr>
-      <w:bookmarkStart w:id="5" w:name="_Toc228964773"/>
-      <w:proofErr w:type="spellStart"/>
+      <w:bookmarkStart w:id="5" w:name="_Toc228968909"/>
       <w:r>
         <w:lastRenderedPageBreak/>
-        <w:t>Hiperparaméter</w:t>
-      </w:r>
-      <w:proofErr w:type="spellEnd"/>
-      <w:r>
-        <w:t>-hangolás</w:t>
+        <w:t>Hiperparaméter-hangolás</w:t>
       </w:r>
       <w:bookmarkEnd w:id="5"/>
     </w:p>
     <w:p>
       <w:r>
-        <w:t xml:space="preserve">A klasszifikációs modellek esetén a </w:t>
-      </w:r>
-      <w:proofErr w:type="spellStart"/>
-      <w:r>
-        <w:t>hiperparaméter</w:t>
-      </w:r>
-      <w:proofErr w:type="spellEnd"/>
-      <w:r>
-        <w:t xml:space="preserve">-hangolást </w:t>
-      </w:r>
-      <w:proofErr w:type="spellStart"/>
-      <w:r>
+        <w:t xml:space="preserve">A </w:t>
+      </w:r>
+      <w:r>
+        <w:rPr>
+          <w:i/>
+          <w:iCs/>
+        </w:rPr>
+        <w:t>klasszifikációs</w:t>
+      </w:r>
+      <w:r>
+        <w:t xml:space="preserve"> modellek esetén a hiperparaméter-hangolást </w:t>
+      </w:r>
+      <w:r>
+        <w:rPr>
+          <w:i/>
+          <w:iCs/>
+        </w:rPr>
         <w:t>GridSearchCV</w:t>
       </w:r>
-      <w:proofErr w:type="spellEnd"/>
       <w:r>
         <w:t xml:space="preserve"> segítségével végeztem. A </w:t>
       </w:r>
-      <w:proofErr w:type="spellStart"/>
-      <w:r>
+      <w:r>
+        <w:rPr>
+          <w:i/>
+          <w:iCs/>
+        </w:rPr>
         <w:t>GridSearchCV</w:t>
       </w:r>
-      <w:proofErr w:type="spellEnd"/>
-      <w:r>
-        <w:t xml:space="preserve"> több előre megadott </w:t>
-      </w:r>
-      <w:proofErr w:type="spellStart"/>
-      <w:r>
-        <w:t>hiperparaméter</w:t>
-      </w:r>
-      <w:proofErr w:type="spellEnd"/>
-      <w:r>
-        <w:t>-kombinációt próbál ki, majd keresztvalidáció alapján kiválasztja a legjobb beállítást.</w:t>
+      <w:r>
+        <w:t xml:space="preserve"> több előre megadott hiperparaméter-kombinációt próbál ki, majd keresztvalidáció alapján kiválasztja a legjobb beállítást.</w:t>
       </w:r>
     </w:p>
     <w:p>
       <w:r>
         <w:t xml:space="preserve">A </w:t>
       </w:r>
-      <w:proofErr w:type="spellStart"/>
-      <w:r>
-        <w:t>Naive</w:t>
-      </w:r>
-      <w:proofErr w:type="spellEnd"/>
-      <w:r>
-        <w:t xml:space="preserve"> </w:t>
-      </w:r>
-      <w:proofErr w:type="spellStart"/>
-      <w:r>
-        <w:t>Bayes</w:t>
-      </w:r>
-      <w:proofErr w:type="spellEnd"/>
-      <w:r>
-        <w:t xml:space="preserve"> modellnél nem volt szükség jelentősebb </w:t>
-      </w:r>
-      <w:proofErr w:type="spellStart"/>
-      <w:r>
-        <w:t>hiperparaméter</w:t>
-      </w:r>
-      <w:proofErr w:type="spellEnd"/>
-      <w:r>
-        <w:t>-hangolásra. A Random Forest esetén például a fák számát és a maximális mélységet lehet vizsgálni. A K-</w:t>
-      </w:r>
-      <w:proofErr w:type="spellStart"/>
-      <w:r>
-        <w:t>Nearest</w:t>
-      </w:r>
-      <w:proofErr w:type="spellEnd"/>
-      <w:r>
-        <w:t xml:space="preserve"> </w:t>
-      </w:r>
-      <w:proofErr w:type="spellStart"/>
-      <w:r>
-        <w:t>Neighbors</w:t>
-      </w:r>
-      <w:proofErr w:type="spellEnd"/>
-      <w:r>
-        <w:t xml:space="preserve"> esetén fontos </w:t>
-      </w:r>
-      <w:proofErr w:type="spellStart"/>
-      <w:r>
-        <w:t>hiperparaméter</w:t>
-      </w:r>
-      <w:proofErr w:type="spellEnd"/>
-      <w:r>
-        <w:t xml:space="preserve"> a szomszédok száma, valamint az, hogy a szomszédok egyforma vagy távolságalapú súlyt kapjanak.</w:t>
+      <w:r>
+        <w:rPr>
+          <w:i/>
+          <w:iCs/>
+        </w:rPr>
+        <w:t>Naive Bayes</w:t>
+      </w:r>
+      <w:r>
+        <w:t xml:space="preserve"> modellnél nem volt szükség jelentősebb hiperparaméter-hangolásra. A </w:t>
+      </w:r>
+      <w:r>
+        <w:rPr>
+          <w:i/>
+          <w:iCs/>
+        </w:rPr>
+        <w:t>Random Forest</w:t>
+      </w:r>
+      <w:r>
+        <w:t xml:space="preserve"> esetén például a fák számát és a maximális mélységet lehet vizsgálni. A </w:t>
+      </w:r>
+      <w:r>
+        <w:rPr>
+          <w:i/>
+          <w:iCs/>
+        </w:rPr>
+        <w:t>K-Nearest Neighbors</w:t>
+      </w:r>
+      <w:r>
+        <w:t xml:space="preserve"> esetén fontos hiperparaméter a szomszédok száma, valamint az, hogy a szomszédok egyforma vagy távolságalapú súlyt kapjanak.</w:t>
       </w:r>
     </w:p>
     <w:p>
@@ -3005,12 +2877,6 @@
           <w:iCs/>
         </w:rPr>
         <w:br/>
-      </w:r>
-      <w:r>
-        <w:rPr>
-          <w:i/>
-          <w:iCs/>
-        </w:rPr>
         <w:t>tesztelési hiba = 1 - teszt pontosság</w:t>
       </w:r>
     </w:p>
@@ -3018,7 +2884,7 @@
       <w:pPr>
         <w:pStyle w:val="Cmsor2"/>
       </w:pPr>
-      <w:bookmarkStart w:id="6" w:name="_Toc228964774"/>
+      <w:bookmarkStart w:id="6" w:name="_Toc228968910"/>
       <w:r>
         <w:t>Eredmények értékelése</w:t>
       </w:r>
@@ -3026,20 +2892,22 @@
     </w:p>
     <w:p>
       <w:r>
-        <w:t>A három osztályozó algoritmus teljesítményét a tanító és teszt adathalmazon elért pontosság, valamint az ezekből számított tanítási és tesztelési hiba alapján hasonlítottam össze. A tanítási hiba és a tesztelési hiba értéke az 1 - pontosság képlettel számítható. Az eredmények alapján megfigyelhető, hogy a modellek mennyire képesek megtanulni a tanító adatok mintázatait, illetve mennyire jól általánosítanak korábban nem látott teszt adatokra.</w:t>
+        <w:t xml:space="preserve">A három osztályozó algoritmus teljesítményét a tanító és teszt adathalmazon elért pontosság, valamint az ezekből számított tanítási és tesztelési hiba alapján hasonlítottam össze. A tanítási hiba és a tesztelési hiba értéke az </w:t>
+      </w:r>
+      <w:r>
+        <w:rPr>
+          <w:i/>
+          <w:iCs/>
+        </w:rPr>
+        <w:t>1 - pontosság</w:t>
+      </w:r>
+      <w:r>
+        <w:t xml:space="preserve"> képlettel számítható. Az eredmények alapján megfigyelhető, hogy a modellek mennyire képesek megtanulni a tanító adatok mintázatait, illetve mennyire jól általánosítanak korábban nem látott teszt adatokra.</w:t>
       </w:r>
     </w:p>
     <w:p>
       <w:r>
-        <w:t xml:space="preserve">Ha egy modell tanítási pontossága magas, de a teszt pontossága jelentősen alacsonyabb, akkor túltanulás gyanítható. Ha mind a tanítási, mind a teszt pontosság alacsony, akkor a modell valószínűleg </w:t>
-      </w:r>
-      <w:proofErr w:type="spellStart"/>
-      <w:r>
-        <w:t>alultanul</w:t>
-      </w:r>
-      <w:proofErr w:type="spellEnd"/>
-      <w:r>
-        <w:t>. Jó modell esetén a tanítási és tesztelési teljesítmény egyaránt magas, és a két érték között nincs túl nagy eltérés.</w:t>
+        <w:t>Ha egy modell tanítási pontossága magas, de a teszt pontossága jelentősen alacsonyabb, akkor túltanulás gyanítható. Ha mind a tanítási, mind a teszt pontosság alacsony, akkor a modell valószínűleg alultanul. Jó modell esetén a tanítási és tesztelési teljesítmény egyaránt magas, és a két érték között nincs túl nagy eltérés.</w:t>
       </w:r>
     </w:p>
     <w:p>
@@ -3173,19 +3041,9 @@
             <w:tcW w:w="2405" w:type="dxa"/>
           </w:tcPr>
           <w:p>
-            <w:proofErr w:type="spellStart"/>
-            <w:r>
-              <w:t>Naive</w:t>
-            </w:r>
-            <w:proofErr w:type="spellEnd"/>
-            <w:r>
-              <w:t xml:space="preserve"> </w:t>
-            </w:r>
-            <w:proofErr w:type="spellStart"/>
-            <w:r>
-              <w:t>Bayes</w:t>
-            </w:r>
-            <w:proofErr w:type="spellEnd"/>
+            <w:r>
+              <w:t>Naive Bayes</w:t>
+            </w:r>
           </w:p>
         </w:tc>
         <w:tc>
@@ -3288,21 +3146,8 @@
           </w:tcPr>
           <w:p>
             <w:r>
-              <w:t>K-</w:t>
-            </w:r>
-            <w:proofErr w:type="spellStart"/>
-            <w:r>
-              <w:t>Nearest</w:t>
-            </w:r>
-            <w:proofErr w:type="spellEnd"/>
-            <w:r>
-              <w:t xml:space="preserve"> </w:t>
-            </w:r>
-            <w:proofErr w:type="spellStart"/>
-            <w:r>
-              <w:t>Neighbors</w:t>
-            </w:r>
-            <w:proofErr w:type="spellEnd"/>
+              <w:t>K-Nearest Neighbors</w:t>
+            </w:r>
           </w:p>
         </w:tc>
         <w:tc>
@@ -3385,67 +3230,67 @@
     </w:tbl>
     <w:p>
       <w:r>
-        <w:t xml:space="preserve">A táblázat alapján a Random Forest </w:t>
-      </w:r>
-      <w:proofErr w:type="spellStart"/>
-      <w:r>
-        <w:t>Classifier</w:t>
-      </w:r>
-      <w:proofErr w:type="spellEnd"/>
-      <w:r>
-        <w:t xml:space="preserve"> érte el a legjobb teszt pontosságot. A modell tanítási pontossága 1.0 lett, vagyis a tanító adathalmazon hibátlanul teljesített, míg a teszt adathalmazon is magas pontosságot ért el. Ez arra utal, hogy a modell jól megtanulta az adathalmaz mintázatait, azonban a tanítási és teszt pontosság közötti különbség miatt enyhe túltanulás lehetősége is felmerülhet.</w:t>
+        <w:br/>
+      </w:r>
+      <w:r>
+        <w:t xml:space="preserve">A táblázat alapján a </w:t>
+      </w:r>
+      <w:r>
+        <w:rPr>
+          <w:i/>
+          <w:iCs/>
+        </w:rPr>
+        <w:t>Random Forest Classifier</w:t>
+      </w:r>
+      <w:r>
+        <w:t xml:space="preserve"> érte el a legjobb teszt pontosságot. A modell tanítási pontossága </w:t>
+      </w:r>
+      <w:r>
+        <w:rPr>
+          <w:i/>
+          <w:iCs/>
+        </w:rPr>
+        <w:t>1.0</w:t>
+      </w:r>
+      <w:r>
+        <w:t xml:space="preserve"> lett, vagyis a tanító adathalmazon hibátlanul teljesített, míg a teszt adathalmazon is magas pontosságot ért el. Ez arra utal, hogy a modell jól </w:t>
+      </w:r>
+      <w:r>
+        <w:lastRenderedPageBreak/>
+        <w:t>megtanulta az adathalmaz mintázatait, azonban a tanítási és teszt pontosság közötti különbség miatt enyhe túltanulás lehetősége is felmerülhet.</w:t>
       </w:r>
     </w:p>
     <w:p>
       <w:r>
-        <w:lastRenderedPageBreak/>
         <w:t xml:space="preserve">A </w:t>
       </w:r>
-      <w:proofErr w:type="spellStart"/>
-      <w:r>
-        <w:t>Naive</w:t>
-      </w:r>
-      <w:proofErr w:type="spellEnd"/>
-      <w:r>
-        <w:t xml:space="preserve"> </w:t>
-      </w:r>
-      <w:proofErr w:type="spellStart"/>
-      <w:r>
-        <w:t>Bayes</w:t>
-      </w:r>
-      <w:proofErr w:type="spellEnd"/>
-      <w:r>
-        <w:t xml:space="preserve"> és a K-</w:t>
-      </w:r>
-      <w:proofErr w:type="spellStart"/>
-      <w:r>
-        <w:t>Nearest</w:t>
-      </w:r>
-      <w:proofErr w:type="spellEnd"/>
-      <w:r>
-        <w:t xml:space="preserve"> </w:t>
-      </w:r>
-      <w:proofErr w:type="spellStart"/>
-      <w:r>
-        <w:t>Neighbors</w:t>
-      </w:r>
-      <w:proofErr w:type="spellEnd"/>
-      <w:r>
-        <w:t xml:space="preserve"> </w:t>
-      </w:r>
-      <w:proofErr w:type="spellStart"/>
-      <w:r>
-        <w:t>Classifier</w:t>
-      </w:r>
-      <w:proofErr w:type="spellEnd"/>
-      <w:r>
-        <w:t xml:space="preserve"> szintén jó eredményt adott, de a teszt pontosságuk valamivel alacsonyabb volt. A három modell közül összességében a Random Forest </w:t>
-      </w:r>
-      <w:proofErr w:type="spellStart"/>
-      <w:r>
-        <w:t>Classifier</w:t>
-      </w:r>
-      <w:proofErr w:type="spellEnd"/>
+      <w:r>
+        <w:rPr>
+          <w:i/>
+          <w:iCs/>
+        </w:rPr>
+        <w:t>Naive Bayes</w:t>
+      </w:r>
+      <w:r>
+        <w:t xml:space="preserve"> és a </w:t>
+      </w:r>
+      <w:r>
+        <w:rPr>
+          <w:i/>
+          <w:iCs/>
+        </w:rPr>
+        <w:t>K-Nearest Neighbors Classifier</w:t>
+      </w:r>
+      <w:r>
+        <w:t xml:space="preserve"> szintén jó eredményt adott, de a teszt pontosságuk valamivel alacsonyabb volt. A három modell közül összességében a </w:t>
+      </w:r>
+      <w:r>
+        <w:rPr>
+          <w:i/>
+          <w:iCs/>
+        </w:rPr>
+        <w:t>Random Forest Classifier</w:t>
+      </w:r>
       <w:r>
         <w:t xml:space="preserve"> bizonyult a legerősebb osztályozónak ezen a generált adathalmazon.</w:t>
       </w:r>
@@ -3454,30 +3299,9 @@
       <w:pPr>
         <w:pStyle w:val="Cmsor1"/>
       </w:pPr>
-      <w:bookmarkStart w:id="7" w:name="_Toc228964775"/>
-      <w:proofErr w:type="spellStart"/>
-      <w:r>
-        <w:t>Learning</w:t>
-      </w:r>
-      <w:proofErr w:type="spellEnd"/>
-      <w:r>
-        <w:t xml:space="preserve"> </w:t>
-      </w:r>
-      <w:proofErr w:type="spellStart"/>
-      <w:r>
-        <w:t>rate</w:t>
-      </w:r>
-      <w:proofErr w:type="spellEnd"/>
-      <w:r>
-        <w:t xml:space="preserve"> és </w:t>
-      </w:r>
-      <w:proofErr w:type="spellStart"/>
-      <w:r>
-        <w:t>epoch</w:t>
-      </w:r>
-      <w:proofErr w:type="spellEnd"/>
-      <w:r>
-        <w:t xml:space="preserve"> vizsgálat</w:t>
+      <w:bookmarkStart w:id="7" w:name="_Toc228968911"/>
+      <w:r>
+        <w:t>Learning rate és epoch vizsgálat</w:t>
       </w:r>
       <w:bookmarkEnd w:id="7"/>
     </w:p>
@@ -3485,7 +3309,7 @@
       <w:pPr>
         <w:pStyle w:val="Cmsor2"/>
       </w:pPr>
-      <w:bookmarkStart w:id="8" w:name="_Toc228964776"/>
+      <w:bookmarkStart w:id="8" w:name="_Toc228968912"/>
       <w:r>
         <w:t>A vizsgálat célja</w:t>
       </w:r>
@@ -3493,108 +3317,62 @@
     </w:p>
     <w:p>
       <w:r>
-        <w:t xml:space="preserve">A feladatkiírás külön példaként említi a tanulási ráta és az </w:t>
-      </w:r>
-      <w:proofErr w:type="spellStart"/>
-      <w:r>
-        <w:t>epochok</w:t>
-      </w:r>
-      <w:proofErr w:type="spellEnd"/>
-      <w:r>
-        <w:t xml:space="preserve"> számának vizsgálatát. A három fő klasszifikációs algoritmus közül a </w:t>
-      </w:r>
-      <w:proofErr w:type="spellStart"/>
-      <w:r>
-        <w:t>Naive</w:t>
-      </w:r>
-      <w:proofErr w:type="spellEnd"/>
-      <w:r>
-        <w:t xml:space="preserve"> </w:t>
-      </w:r>
-      <w:proofErr w:type="spellStart"/>
-      <w:r>
-        <w:t>Bayes</w:t>
-      </w:r>
-      <w:proofErr w:type="spellEnd"/>
-      <w:r>
-        <w:t>, a Random Forest és a K-</w:t>
-      </w:r>
-      <w:proofErr w:type="spellStart"/>
-      <w:r>
-        <w:t>Nearest</w:t>
-      </w:r>
-      <w:proofErr w:type="spellEnd"/>
-      <w:r>
-        <w:t xml:space="preserve"> </w:t>
-      </w:r>
-      <w:proofErr w:type="spellStart"/>
-      <w:r>
-        <w:t>Neighbors</w:t>
-      </w:r>
-      <w:proofErr w:type="spellEnd"/>
-      <w:r>
-        <w:t xml:space="preserve"> nem klasszikus </w:t>
-      </w:r>
-      <w:proofErr w:type="spellStart"/>
-      <w:r>
-        <w:t>learning</w:t>
-      </w:r>
-      <w:proofErr w:type="spellEnd"/>
-      <w:r>
-        <w:t xml:space="preserve"> </w:t>
-      </w:r>
-      <w:proofErr w:type="spellStart"/>
-      <w:r>
-        <w:t>rate</w:t>
-      </w:r>
-      <w:proofErr w:type="spellEnd"/>
-      <w:r>
-        <w:t xml:space="preserve"> és </w:t>
-      </w:r>
-      <w:proofErr w:type="spellStart"/>
-      <w:r>
-        <w:t>epoch</w:t>
-      </w:r>
-      <w:proofErr w:type="spellEnd"/>
-      <w:r>
-        <w:t xml:space="preserve"> alapú tanulási folyamatot használ. Emiatt ezeknél a modelleknél ezek a </w:t>
-      </w:r>
-      <w:proofErr w:type="spellStart"/>
-      <w:r>
-        <w:t>hiperparaméterek</w:t>
-      </w:r>
-      <w:proofErr w:type="spellEnd"/>
-      <w:r>
-        <w:t xml:space="preserve"> nem értelmezhetők közvetlenül.</w:t>
+        <w:t xml:space="preserve">A feladatkiírás külön példaként említi a tanulási ráta és az epochok számának vizsgálatát. A három fő klasszifikációs algoritmus közül a </w:t>
+      </w:r>
+      <w:r>
+        <w:rPr>
+          <w:i/>
+          <w:iCs/>
+        </w:rPr>
+        <w:t>Naive Bayes</w:t>
+      </w:r>
+      <w:r>
+        <w:t xml:space="preserve">, </w:t>
+      </w:r>
+      <w:r>
+        <w:rPr>
+          <w:i/>
+          <w:iCs/>
+        </w:rPr>
+        <w:t>a Random Forest</w:t>
+      </w:r>
+      <w:r>
+        <w:t xml:space="preserve"> és a </w:t>
+      </w:r>
+      <w:r>
+        <w:rPr>
+          <w:i/>
+          <w:iCs/>
+        </w:rPr>
+        <w:t>K-Nearest Neighbors</w:t>
+      </w:r>
+      <w:r>
+        <w:t xml:space="preserve"> nem klasszikus learning rate és epoch alapú tanulási folyamatot használ. Emiatt ezeknél a modelleknél ezek a hiperparaméterek nem értelmezhetők közvetlenül.</w:t>
       </w:r>
     </w:p>
     <w:p>
       <w:r>
         <w:t xml:space="preserve">A követelmény bemutatása érdekében egy kiegészítő vizsgálatot végeztem </w:t>
       </w:r>
-      <w:proofErr w:type="spellStart"/>
-      <w:r>
+      <w:r>
+        <w:rPr>
+          <w:i/>
+          <w:iCs/>
+        </w:rPr>
         <w:t>SGDClassifier</w:t>
       </w:r>
-      <w:proofErr w:type="spellEnd"/>
       <w:r>
         <w:t xml:space="preserve"> modell segítségével. Az </w:t>
       </w:r>
-      <w:proofErr w:type="spellStart"/>
-      <w:r>
+      <w:r>
+        <w:rPr>
+          <w:i/>
+          <w:iCs/>
+        </w:rPr>
         <w:t>SGDClassifier</w:t>
       </w:r>
-      <w:proofErr w:type="spellEnd"/>
-      <w:r>
-        <w:t xml:space="preserve"> gradiens alapú tanulási módszert használ, ezért alkalmas a tanulási ráta és az iterációk, vagyis </w:t>
-      </w:r>
-      <w:proofErr w:type="spellStart"/>
-      <w:r>
-        <w:t>epochok</w:t>
-      </w:r>
-      <w:proofErr w:type="spellEnd"/>
-      <w:r>
-        <w:t xml:space="preserve"> számának vizsgálatára.</w:t>
+      <w:r>
+        <w:t xml:space="preserve"> gradiens alapú tanulási módszert használ, ezért alkalmas a tanulási ráta és az iterációk, vagyis epochok számának vizsgálatára.</w:t>
       </w:r>
     </w:p>
     <w:p>
@@ -3609,50 +3387,10 @@
       <w:r>
         <w:rPr>
           <w:rFonts w:asciiTheme="minorHAnsi" w:hAnsiTheme="minorHAnsi"/>
-        </w:rPr>
-        <w:t xml:space="preserve">A vizsgált </w:t>
-      </w:r>
-      <w:proofErr w:type="spellStart"/>
-      <w:r>
-        <w:rPr>
-          <w:rFonts w:asciiTheme="minorHAnsi" w:hAnsiTheme="minorHAnsi"/>
-        </w:rPr>
-        <w:t>learning</w:t>
-      </w:r>
-      <w:proofErr w:type="spellEnd"/>
-      <w:r>
-        <w:rPr>
-          <w:rFonts w:asciiTheme="minorHAnsi" w:hAnsiTheme="minorHAnsi"/>
-        </w:rPr>
-        <w:t xml:space="preserve"> </w:t>
-      </w:r>
-      <w:proofErr w:type="spellStart"/>
-      <w:r>
-        <w:rPr>
-          <w:rFonts w:asciiTheme="minorHAnsi" w:hAnsiTheme="minorHAnsi"/>
-        </w:rPr>
-        <w:t>rate</w:t>
-      </w:r>
-      <w:proofErr w:type="spellEnd"/>
-      <w:r>
-        <w:rPr>
-          <w:rFonts w:asciiTheme="minorHAnsi" w:hAnsiTheme="minorHAnsi"/>
-        </w:rPr>
-        <w:t xml:space="preserve"> értékek:</w:t>
-      </w:r>
-      <w:r>
-        <w:rPr>
-          <w:rFonts w:asciiTheme="minorHAnsi" w:hAnsiTheme="minorHAnsi"/>
-        </w:rPr>
-        <w:t xml:space="preserve"> </w:t>
-      </w:r>
-      <w:r>
-        <w:rPr>
-          <w:rFonts w:asciiTheme="minorHAnsi" w:hAnsiTheme="minorHAnsi"/>
           <w:i/>
           <w:iCs/>
         </w:rPr>
-        <w:t>[0.001, 0.005, 0.01, 0.05, 0.1, 0.5, 1, 5, 10, 20]</w:t>
+        <w:t>A vizsgált learning rate értékek: [0.001, 0.005, 0.01, 0.05, 0.1, 0.5, 1, 5, 10, 20]</w:t>
       </w:r>
       <w:r>
         <w:rPr>
@@ -3661,69 +3399,24 @@
           <w:iCs/>
         </w:rPr>
         <w:br/>
-      </w:r>
-      <w:r>
-        <w:rPr>
-          <w:rFonts w:asciiTheme="minorHAnsi" w:hAnsiTheme="minorHAnsi"/>
-        </w:rPr>
-        <w:t xml:space="preserve">A vizsgált </w:t>
-      </w:r>
-      <w:proofErr w:type="spellStart"/>
-      <w:r>
-        <w:rPr>
-          <w:rFonts w:asciiTheme="minorHAnsi" w:hAnsiTheme="minorHAnsi"/>
-        </w:rPr>
-        <w:t>epoch</w:t>
-      </w:r>
-      <w:proofErr w:type="spellEnd"/>
-      <w:r>
-        <w:rPr>
-          <w:rFonts w:asciiTheme="minorHAnsi" w:hAnsiTheme="minorHAnsi"/>
-        </w:rPr>
-        <w:t xml:space="preserve"> értékek:</w:t>
-      </w:r>
-      <w:r>
-        <w:rPr>
-          <w:rFonts w:asciiTheme="minorHAnsi" w:hAnsiTheme="minorHAnsi"/>
-          <w:b/>
-          <w:bCs/>
-        </w:rPr>
-        <w:t xml:space="preserve"> </w:t>
-      </w:r>
-      <w:r>
-        <w:rPr>
-          <w:rFonts w:asciiTheme="minorHAnsi" w:hAnsiTheme="minorHAnsi"/>
-          <w:i/>
-          <w:iCs/>
-        </w:rPr>
-        <w:t>[25, 50, 100, 500, 1000]</w:t>
+        <w:t>A vizsgált epoch értékek: [25, 50, 100, 500, 1000]</w:t>
       </w:r>
     </w:p>
     <w:p>
       <w:pPr>
         <w:pStyle w:val="Cmsor2"/>
       </w:pPr>
-      <w:bookmarkStart w:id="9" w:name="_Toc228964777"/>
-      <w:proofErr w:type="spellStart"/>
-      <w:r>
-        <w:t>Pszeudokód</w:t>
-      </w:r>
-      <w:proofErr w:type="spellEnd"/>
-      <w:r>
-        <w:t xml:space="preserve"> és UML </w:t>
-      </w:r>
-      <w:proofErr w:type="spellStart"/>
-      <w:r>
-        <w:t>activity</w:t>
-      </w:r>
-      <w:proofErr w:type="spellEnd"/>
-      <w:r>
-        <w:t xml:space="preserve"> diagram</w:t>
+      <w:bookmarkStart w:id="9" w:name="_Toc228968913"/>
+      <w:r>
+        <w:t>Pszeudokód és UML activity diagram</w:t>
       </w:r>
       <w:bookmarkEnd w:id="9"/>
     </w:p>
     <w:p>
       <w:r>
+        <w:rPr>
+          <w:noProof/>
+        </w:rPr>
         <w:drawing>
           <wp:inline distT="0" distB="0" distL="0" distR="0" wp14:anchorId="63D06BB4" wp14:editId="52898361">
             <wp:extent cx="5760720" cy="3317240"/>
@@ -3766,6 +3459,9 @@
         <w:jc w:val="center"/>
       </w:pPr>
       <w:r>
+        <w:rPr>
+          <w:noProof/>
+        </w:rPr>
         <w:lastRenderedPageBreak/>
         <w:drawing>
           <wp:inline distT="0" distB="0" distL="0" distR="0" wp14:anchorId="50D944F5" wp14:editId="3A373F60">
@@ -3808,7 +3504,7 @@
       <w:pPr>
         <w:pStyle w:val="Cmsor2"/>
       </w:pPr>
-      <w:bookmarkStart w:id="10" w:name="_Toc228964778"/>
+      <w:bookmarkStart w:id="10" w:name="_Toc228968914"/>
       <w:r>
         <w:lastRenderedPageBreak/>
         <w:t>Eredmények értelmezése</w:t>
@@ -3817,31 +3513,7 @@
     </w:p>
     <w:p>
       <w:r>
-        <w:t xml:space="preserve">A modell minden </w:t>
-      </w:r>
-      <w:proofErr w:type="spellStart"/>
-      <w:r>
-        <w:t>learning</w:t>
-      </w:r>
-      <w:proofErr w:type="spellEnd"/>
-      <w:r>
-        <w:t xml:space="preserve"> </w:t>
-      </w:r>
-      <w:proofErr w:type="spellStart"/>
-      <w:r>
-        <w:t>rate</w:t>
-      </w:r>
-      <w:proofErr w:type="spellEnd"/>
-      <w:r>
-        <w:t xml:space="preserve"> és </w:t>
-      </w:r>
-      <w:proofErr w:type="spellStart"/>
-      <w:r>
-        <w:t>epoch</w:t>
-      </w:r>
-      <w:proofErr w:type="spellEnd"/>
-      <w:r>
-        <w:t xml:space="preserve"> kombinációval betanításra került. Az eredményeket tanítási pontosság, teszt pontosság, tanítási hiba és teszt hiba alapján értékeltem.</w:t>
+        <w:t>A modell minden learning rate és epoch kombinációval betanításra került. Az eredményeket tanítási pontosság, teszt pontosság, tanítási hiba és teszt hiba alapján értékeltem.</w:t>
       </w:r>
     </w:p>
     <w:tbl>
@@ -3906,7 +3578,6 @@
                 <w14:ligatures w14:val="none"/>
               </w:rPr>
             </w:pPr>
-            <w:proofErr w:type="spellStart"/>
             <w:r>
               <w:rPr>
                 <w:rFonts w:ascii="Segoe UI" w:eastAsia="Times New Roman" w:hAnsi="Segoe UI" w:cs="Segoe UI"/>
@@ -3919,10 +3590,33 @@
                 <w:lang w:eastAsia="hu-HU"/>
                 <w14:ligatures w14:val="none"/>
               </w:rPr>
-              <w:t>Learning</w:t>
-            </w:r>
-            <w:proofErr w:type="spellEnd"/>
-            <w:r>
+              <w:t>Learning rate</w:t>
+            </w:r>
+          </w:p>
+        </w:tc>
+        <w:tc>
+          <w:tcPr>
+            <w:tcW w:w="0" w:type="auto"/>
+            <w:tcBorders>
+              <w:top w:val="nil"/>
+              <w:left w:val="nil"/>
+              <w:bottom w:val="nil"/>
+              <w:right w:val="nil"/>
+            </w:tcBorders>
+            <w:shd w:val="clear" w:color="auto" w:fill="1E1F22"/>
+            <w:tcMar>
+              <w:top w:w="120" w:type="dxa"/>
+              <w:left w:w="120" w:type="dxa"/>
+              <w:bottom w:w="120" w:type="dxa"/>
+              <w:right w:w="120" w:type="dxa"/>
+            </w:tcMar>
+            <w:vAlign w:val="center"/>
+            <w:hideMark/>
+          </w:tcPr>
+          <w:p>
+            <w:pPr>
+              <w:spacing w:before="150" w:after="240" w:line="240" w:lineRule="auto"/>
+              <w:jc w:val="right"/>
               <w:rPr>
                 <w:rFonts w:ascii="Segoe UI" w:eastAsia="Times New Roman" w:hAnsi="Segoe UI" w:cs="Segoe UI"/>
                 <w:b/>
@@ -3934,9 +3628,7 @@
                 <w:lang w:eastAsia="hu-HU"/>
                 <w14:ligatures w14:val="none"/>
               </w:rPr>
-              <w:t xml:space="preserve"> </w:t>
-            </w:r>
-            <w:proofErr w:type="spellStart"/>
+            </w:pPr>
             <w:r>
               <w:rPr>
                 <w:rFonts w:ascii="Segoe UI" w:eastAsia="Times New Roman" w:hAnsi="Segoe UI" w:cs="Segoe UI"/>
@@ -3949,62 +3641,8 @@
                 <w:lang w:eastAsia="hu-HU"/>
                 <w14:ligatures w14:val="none"/>
               </w:rPr>
-              <w:t>rate</w:t>
-            </w:r>
-            <w:proofErr w:type="spellEnd"/>
-          </w:p>
-        </w:tc>
-        <w:tc>
-          <w:tcPr>
-            <w:tcW w:w="0" w:type="auto"/>
-            <w:tcBorders>
-              <w:top w:val="nil"/>
-              <w:left w:val="nil"/>
-              <w:bottom w:val="nil"/>
-              <w:right w:val="nil"/>
-            </w:tcBorders>
-            <w:shd w:val="clear" w:color="auto" w:fill="1E1F22"/>
-            <w:tcMar>
-              <w:top w:w="120" w:type="dxa"/>
-              <w:left w:w="120" w:type="dxa"/>
-              <w:bottom w:w="120" w:type="dxa"/>
-              <w:right w:w="120" w:type="dxa"/>
-            </w:tcMar>
-            <w:vAlign w:val="center"/>
-            <w:hideMark/>
-          </w:tcPr>
-          <w:p>
-            <w:pPr>
-              <w:spacing w:before="150" w:after="240" w:line="240" w:lineRule="auto"/>
-              <w:jc w:val="right"/>
-              <w:rPr>
-                <w:rFonts w:ascii="Segoe UI" w:eastAsia="Times New Roman" w:hAnsi="Segoe UI" w:cs="Segoe UI"/>
-                <w:b/>
-                <w:bCs/>
-                <w:color w:val="CCCCCC"/>
-                <w:kern w:val="0"/>
-                <w:sz w:val="20"/>
-                <w:szCs w:val="20"/>
-                <w:lang w:eastAsia="hu-HU"/>
-                <w14:ligatures w14:val="none"/>
-              </w:rPr>
-            </w:pPr>
-            <w:proofErr w:type="spellStart"/>
-            <w:r>
-              <w:rPr>
-                <w:rFonts w:ascii="Segoe UI" w:eastAsia="Times New Roman" w:hAnsi="Segoe UI" w:cs="Segoe UI"/>
-                <w:b/>
-                <w:bCs/>
-                <w:color w:val="CCCCCC"/>
-                <w:kern w:val="0"/>
-                <w:sz w:val="20"/>
-                <w:szCs w:val="20"/>
-                <w:lang w:eastAsia="hu-HU"/>
-                <w14:ligatures w14:val="none"/>
-              </w:rPr>
               <w:t>Epoch</w:t>
             </w:r>
-            <w:proofErr w:type="spellEnd"/>
           </w:p>
         </w:tc>
         <w:tc>
@@ -23383,76 +23021,52 @@
     <w:p/>
     <w:p>
       <w:r>
-        <w:t xml:space="preserve">A táblázat alapján megfigyelhető, hogy a modell teljesítménye érzékenyen reagál a </w:t>
-      </w:r>
-      <w:proofErr w:type="spellStart"/>
-      <w:r>
-        <w:t>learning</w:t>
-      </w:r>
-      <w:proofErr w:type="spellEnd"/>
-      <w:r>
-        <w:t xml:space="preserve"> </w:t>
-      </w:r>
-      <w:proofErr w:type="spellStart"/>
-      <w:r>
-        <w:t>rate</w:t>
-      </w:r>
-      <w:proofErr w:type="spellEnd"/>
-      <w:r>
-        <w:t xml:space="preserve"> értékére. Alacsonyabb </w:t>
-      </w:r>
-      <w:proofErr w:type="spellStart"/>
-      <w:r>
-        <w:t>learning</w:t>
-      </w:r>
-      <w:proofErr w:type="spellEnd"/>
-      <w:r>
-        <w:t xml:space="preserve"> </w:t>
-      </w:r>
-      <w:proofErr w:type="spellStart"/>
-      <w:r>
-        <w:t>rate</w:t>
-      </w:r>
-      <w:proofErr w:type="spellEnd"/>
-      <w:r>
-        <w:t xml:space="preserve"> esetén a tanulás stabilabb, de a modellnek több tanítási iterációra lehet szüksége. Nagyobb </w:t>
-      </w:r>
-      <w:proofErr w:type="spellStart"/>
-      <w:r>
-        <w:t>learning</w:t>
-      </w:r>
-      <w:proofErr w:type="spellEnd"/>
-      <w:r>
-        <w:t xml:space="preserve"> </w:t>
-      </w:r>
-      <w:proofErr w:type="spellStart"/>
-      <w:r>
-        <w:t>rate</w:t>
-      </w:r>
-      <w:proofErr w:type="spellEnd"/>
-      <w:r>
-        <w:t xml:space="preserve"> esetén a modell gyorsabban változtatja a súlyokat, azonban a túl nagy értékek instabilabb eredményhez és magasabb teszt hibához vezethetnek.</w:t>
+        <w:t>A táblázat alapján megfigyelhető, hogy a modell teljesítménye érzékenyen reagál a learning rate értékére. Alacsonyabb learning rate esetén a tanulás stabilabb, de a modellnek több tanítási iterációra lehet szüksége. Nagyobb learning rate esetén a modell gyorsabban változtatja a súlyokat, azonban a túl nagy értékek instabilabb eredményhez és magasabb teszt hibához vezethetnek.</w:t>
       </w:r>
     </w:p>
     <w:p>
       <w:r>
         <w:t xml:space="preserve">A vizsgált beállítások közül a legjobb eredményt a </w:t>
       </w:r>
-      <w:proofErr w:type="spellStart"/>
-      <w:r>
-        <w:t>learning_rate</w:t>
-      </w:r>
-      <w:proofErr w:type="spellEnd"/>
-      <w:r>
-        <w:t xml:space="preserve"> = 1.0 és </w:t>
-      </w:r>
-      <w:proofErr w:type="spellStart"/>
-      <w:r>
-        <w:t>epoch</w:t>
-      </w:r>
-      <w:proofErr w:type="spellEnd"/>
-      <w:r>
-        <w:t xml:space="preserve"> = 100 kombináció adta. Ennél a beállításnál a tanítási pontosság és a teszt pontosság is 0.983333 lett, a tanítási és teszt hiba pedig egyaránt 0.016667 volt. Ez azt jelenti, hogy a </w:t>
+      <w:r>
+        <w:rPr>
+          <w:i/>
+          <w:iCs/>
+        </w:rPr>
+        <w:t>learning_rate = 1.0</w:t>
+      </w:r>
+      <w:r>
+        <w:t xml:space="preserve"> és </w:t>
+      </w:r>
+      <w:r>
+        <w:rPr>
+          <w:i/>
+          <w:iCs/>
+        </w:rPr>
+        <w:t>epoch = 100</w:t>
+      </w:r>
+      <w:r>
+        <w:t xml:space="preserve"> kombináció adta. Ennél a beállításnál a tanítási pontosság és a teszt pontosság is </w:t>
+      </w:r>
+      <w:r>
+        <w:rPr>
+          <w:i/>
+          <w:iCs/>
+        </w:rPr>
+        <w:t>0.983333</w:t>
+      </w:r>
+      <w:r>
+        <w:t xml:space="preserve"> lett, a tanítási és teszt hiba pedig egyaránt </w:t>
+      </w:r>
+      <w:r>
+        <w:rPr>
+          <w:i/>
+          <w:iCs/>
+        </w:rPr>
+        <w:t>0.016667</w:t>
+      </w:r>
+      <w:r>
+        <w:t xml:space="preserve"> volt. Ez azt jelenti, hogy a </w:t>
       </w:r>
       <w:r>
         <w:lastRenderedPageBreak/>
@@ -23461,47 +23075,57 @@
     </w:p>
     <w:p>
       <w:r>
-        <w:t xml:space="preserve">Néhány nagyobb </w:t>
-      </w:r>
-      <w:proofErr w:type="spellStart"/>
-      <w:r>
-        <w:t>learning</w:t>
-      </w:r>
-      <w:proofErr w:type="spellEnd"/>
-      <w:r>
-        <w:t xml:space="preserve"> </w:t>
-      </w:r>
-      <w:proofErr w:type="spellStart"/>
-      <w:r>
-        <w:t>rate</w:t>
-      </w:r>
-      <w:proofErr w:type="spellEnd"/>
-      <w:r>
-        <w:t xml:space="preserve"> értéknél a tesztelési teljesítmény gyengébb lett. Például </w:t>
-      </w:r>
-      <w:proofErr w:type="spellStart"/>
-      <w:r>
-        <w:t>learning_rate</w:t>
-      </w:r>
-      <w:proofErr w:type="spellEnd"/>
-      <w:r>
-        <w:t xml:space="preserve"> = 20 és </w:t>
-      </w:r>
-      <w:proofErr w:type="spellStart"/>
-      <w:r>
-        <w:t>epoch</w:t>
-      </w:r>
-      <w:proofErr w:type="spellEnd"/>
-      <w:r>
-        <w:t xml:space="preserve"> = 50 mellett a teszt pontosság 0.950000 volt, miközben a tanítási pontosság csak 0.900000 lett. A </w:t>
-      </w:r>
-      <w:proofErr w:type="spellStart"/>
-      <w:r>
-        <w:t>learning_rate</w:t>
-      </w:r>
-      <w:proofErr w:type="spellEnd"/>
-      <w:r>
-        <w:t xml:space="preserve"> = 10 értékeknél is ingadozás látható, ami arra utal, hogy a nagy tanulási ráta instabilabb tanítást eredményezhet.</w:t>
+        <w:t xml:space="preserve">Néhány nagyobb learning rate értéknél a tesztelési teljesítmény gyengébb lett. Például </w:t>
+      </w:r>
+      <w:r>
+        <w:rPr>
+          <w:i/>
+          <w:iCs/>
+        </w:rPr>
+        <w:t>learning_rate = 20</w:t>
+      </w:r>
+      <w:r>
+        <w:t xml:space="preserve"> és </w:t>
+      </w:r>
+      <w:r>
+        <w:rPr>
+          <w:i/>
+          <w:iCs/>
+        </w:rPr>
+        <w:t>epoch = 50</w:t>
+      </w:r>
+      <w:r>
+        <w:t xml:space="preserve"> mellett a teszt pontosság </w:t>
+      </w:r>
+      <w:r>
+        <w:rPr>
+          <w:i/>
+          <w:iCs/>
+        </w:rPr>
+        <w:t>0.950000</w:t>
+      </w:r>
+      <w:r>
+        <w:t xml:space="preserve"> volt, miközben a tanítási pontosság csak </w:t>
+      </w:r>
+      <w:r>
+        <w:rPr>
+          <w:i/>
+          <w:iCs/>
+        </w:rPr>
+        <w:t>0.900000</w:t>
+      </w:r>
+      <w:r>
+        <w:t xml:space="preserve"> lett. A </w:t>
+      </w:r>
+      <w:r>
+        <w:rPr>
+          <w:i/>
+          <w:iCs/>
+        </w:rPr>
+        <w:t>learning_rate = 10</w:t>
+      </w:r>
+      <w:r>
+        <w:t xml:space="preserve"> értékeknél is ingadozás látható, ami arra utal, hogy a nagy tanulási ráta instabilabb tanítást eredményezhet.</w:t>
       </w:r>
       <w:r>
         <w:t xml:space="preserve"> </w:t>
@@ -23509,115 +23133,29 @@
     </w:p>
     <w:p>
       <w:r>
-        <w:t xml:space="preserve">Az </w:t>
-      </w:r>
-      <w:proofErr w:type="spellStart"/>
-      <w:r>
-        <w:t>epochok</w:t>
-      </w:r>
-      <w:proofErr w:type="spellEnd"/>
-      <w:r>
-        <w:t xml:space="preserve"> számának növelése önmagában nem minden esetben javította a tesztelési eredményt. Például alacsony </w:t>
-      </w:r>
-      <w:proofErr w:type="spellStart"/>
-      <w:r>
-        <w:t>learning</w:t>
-      </w:r>
-      <w:proofErr w:type="spellEnd"/>
-      <w:r>
-        <w:t xml:space="preserve"> </w:t>
-      </w:r>
-      <w:proofErr w:type="spellStart"/>
-      <w:r>
-        <w:t>rate</w:t>
-      </w:r>
-      <w:proofErr w:type="spellEnd"/>
-      <w:r>
-        <w:t xml:space="preserve"> mellett a tanítási teljesítmény javulhatott, miközben a teszt pontosság nem változott jelentősen. Ez azt mutatja, hogy több </w:t>
-      </w:r>
-      <w:proofErr w:type="spellStart"/>
-      <w:r>
-        <w:t>epoch</w:t>
-      </w:r>
-      <w:proofErr w:type="spellEnd"/>
-      <w:r>
-        <w:t xml:space="preserve"> nem feltétlenül jelent jobb általánosítási képességet.</w:t>
+        <w:t>Az epochok számának növelése önmagában nem minden esetben javította a tesztelési eredményt. Például alacsony learning rate mellett a tanítási teljesítmény javulhatott, miközben a teszt pontosság nem változott jelentősen. Ez azt mutatja, hogy több epoch nem feltétlenül jelent jobb általánosítási képességet.</w:t>
       </w:r>
     </w:p>
     <w:p>
       <w:r>
-        <w:t xml:space="preserve">Összességében a vizsgálat alapján a </w:t>
-      </w:r>
-      <w:proofErr w:type="spellStart"/>
-      <w:r>
-        <w:t>learning</w:t>
-      </w:r>
-      <w:proofErr w:type="spellEnd"/>
-      <w:r>
-        <w:t xml:space="preserve"> </w:t>
-      </w:r>
-      <w:proofErr w:type="spellStart"/>
-      <w:r>
-        <w:t>rate</w:t>
-      </w:r>
-      <w:proofErr w:type="spellEnd"/>
-      <w:r>
-        <w:t xml:space="preserve"> és az </w:t>
-      </w:r>
-      <w:proofErr w:type="spellStart"/>
-      <w:r>
-        <w:t>epochok</w:t>
-      </w:r>
-      <w:proofErr w:type="spellEnd"/>
-      <w:r>
-        <w:t xml:space="preserve"> száma fontos hatással volt az </w:t>
-      </w:r>
-      <w:proofErr w:type="spellStart"/>
-      <w:r>
+        <w:t xml:space="preserve">Összességében a vizsgálat alapján a learning rate és az epochok száma fontos hatással volt az </w:t>
+      </w:r>
+      <w:r>
+        <w:rPr>
+          <w:i/>
+          <w:iCs/>
+        </w:rPr>
         <w:t>SGDClassifier</w:t>
       </w:r>
-      <w:proofErr w:type="spellEnd"/>
-      <w:r>
-        <w:t xml:space="preserve"> teljesítményére. A túl alacsony </w:t>
-      </w:r>
-      <w:proofErr w:type="spellStart"/>
-      <w:r>
-        <w:t>learning</w:t>
-      </w:r>
-      <w:proofErr w:type="spellEnd"/>
-      <w:r>
-        <w:t xml:space="preserve"> </w:t>
-      </w:r>
-      <w:proofErr w:type="spellStart"/>
-      <w:r>
-        <w:t>rate</w:t>
-      </w:r>
-      <w:proofErr w:type="spellEnd"/>
-      <w:r>
-        <w:t xml:space="preserve"> lassabb tanulást, a túl magas </w:t>
-      </w:r>
-      <w:proofErr w:type="spellStart"/>
-      <w:r>
-        <w:t>learning</w:t>
-      </w:r>
-      <w:proofErr w:type="spellEnd"/>
-      <w:r>
-        <w:t xml:space="preserve"> </w:t>
-      </w:r>
-      <w:proofErr w:type="spellStart"/>
-      <w:r>
-        <w:t>rate</w:t>
-      </w:r>
-      <w:proofErr w:type="spellEnd"/>
-      <w:r>
-        <w:t xml:space="preserve"> pedig instabilabb tanítást eredményezhet. A legjobb beállításnál nem volt jelentős különbség a tanítási és tesztelési hiba között, ezért ennél a konfigurációnál nem volt egyértelmű túltanulás.</w:t>
+      <w:r>
+        <w:t xml:space="preserve"> teljesítményére. A túl alacsony learning rate lassabb tanulást, a túl magas learning rate pedig instabilabb tanítást eredményezhet. A legjobb beállításnál nem volt jelentős különbség a tanítási és tesztelési hiba között, ezért ennél a konfigurációnál nem volt egyértelmű túltanulás.</w:t>
       </w:r>
     </w:p>
     <w:p>
       <w:pPr>
         <w:pStyle w:val="Cmsor1"/>
       </w:pPr>
-      <w:bookmarkStart w:id="11" w:name="_Toc228964779"/>
+      <w:bookmarkStart w:id="11" w:name="_Toc228968915"/>
       <w:r>
         <w:t>Valós adathalmazos regressziós feladat</w:t>
       </w:r>
@@ -23627,76 +23165,33 @@
       <w:pPr>
         <w:pStyle w:val="Cmsor2"/>
       </w:pPr>
-      <w:bookmarkStart w:id="12" w:name="_Toc228964780"/>
-      <w:proofErr w:type="spellStart"/>
-      <w:r>
-        <w:t>Airfoil</w:t>
-      </w:r>
-      <w:proofErr w:type="spellEnd"/>
-      <w:r>
-        <w:t xml:space="preserve"> </w:t>
-      </w:r>
-      <w:proofErr w:type="spellStart"/>
-      <w:r>
-        <w:t>Self-Noise</w:t>
-      </w:r>
-      <w:proofErr w:type="spellEnd"/>
-      <w:r>
-        <w:t xml:space="preserve"> adathalmaz</w:t>
+      <w:bookmarkStart w:id="12" w:name="_Toc228968916"/>
+      <w:r>
+        <w:t>Airfoil Self-Noise adathalmaz</w:t>
       </w:r>
       <w:bookmarkEnd w:id="12"/>
     </w:p>
     <w:p>
       <w:r>
-        <w:t xml:space="preserve">A második részfeladatban egy valós, közismert adathalmazt kellett használni úgy, hogy az adatbetöltés ne az </w:t>
-      </w:r>
-      <w:proofErr w:type="spellStart"/>
-      <w:proofErr w:type="gramStart"/>
-      <w:r>
-        <w:t>sklearn.datasets</w:t>
-      </w:r>
-      <w:proofErr w:type="spellEnd"/>
-      <w:proofErr w:type="gramEnd"/>
-      <w:r>
-        <w:t xml:space="preserve"> modulból történjen. Ehhez az </w:t>
-      </w:r>
-      <w:proofErr w:type="spellStart"/>
-      <w:r>
-        <w:t>Airfoil</w:t>
-      </w:r>
-      <w:proofErr w:type="spellEnd"/>
-      <w:r>
-        <w:t xml:space="preserve"> </w:t>
-      </w:r>
-      <w:proofErr w:type="spellStart"/>
-      <w:r>
-        <w:t>Self-Noise</w:t>
-      </w:r>
-      <w:proofErr w:type="spellEnd"/>
-      <w:r>
-        <w:t xml:space="preserve"> adathalmazt használtam, amely az UCI </w:t>
-      </w:r>
-      <w:proofErr w:type="spellStart"/>
-      <w:r>
-        <w:t>Machine</w:t>
-      </w:r>
-      <w:proofErr w:type="spellEnd"/>
-      <w:r>
-        <w:t xml:space="preserve"> </w:t>
-      </w:r>
-      <w:proofErr w:type="spellStart"/>
-      <w:r>
-        <w:t>Learning</w:t>
-      </w:r>
-      <w:proofErr w:type="spellEnd"/>
-      <w:r>
-        <w:t xml:space="preserve"> </w:t>
-      </w:r>
-      <w:proofErr w:type="spellStart"/>
-      <w:r>
-        <w:t>Repositoryból</w:t>
-      </w:r>
-      <w:proofErr w:type="spellEnd"/>
+        <w:t xml:space="preserve">A második részfeladatban egy valós, közismert adathalmazt kellett használni úgy, hogy az adatbetöltés ne az sklearn.datasets modulból történjen. Ehhez az </w:t>
+      </w:r>
+      <w:r>
+        <w:rPr>
+          <w:b/>
+          <w:bCs/>
+        </w:rPr>
+        <w:t>Airfoil Self-Noise</w:t>
+      </w:r>
+      <w:r>
+        <w:t xml:space="preserve"> adathalmazt használtam, amely az </w:t>
+      </w:r>
+      <w:r>
+        <w:rPr>
+          <w:b/>
+          <w:bCs/>
+        </w:rPr>
+        <w:t>UCI Machine Learning Repositoryból</w:t>
+      </w:r>
       <w:r>
         <w:t xml:space="preserve"> származik.</w:t>
       </w:r>
@@ -23708,10 +23203,7 @@
     </w:p>
     <w:p>
       <w:r>
-        <w:t>Az adathalmazt a következő nyers URL-ről töltöttem be:</w:t>
-      </w:r>
-      <w:r>
-        <w:t xml:space="preserve"> </w:t>
+        <w:t xml:space="preserve">Az adathalmazt a következő nyers URL-ről töltöttem be: </w:t>
       </w:r>
       <w:hyperlink r:id="rId12" w:history="1">
         <w:r>
@@ -23812,7 +23304,6 @@
                 <w:iCs/>
               </w:rPr>
             </w:pPr>
-            <w:proofErr w:type="spellStart"/>
             <w:r>
               <w:rPr>
                 <w:i/>
@@ -23827,7 +23318,6 @@
               </w:rPr>
               <w:t>_hz</w:t>
             </w:r>
-            <w:proofErr w:type="spellEnd"/>
           </w:p>
         </w:tc>
         <w:tc>
@@ -23863,7 +23353,6 @@
                 <w:iCs/>
               </w:rPr>
             </w:pPr>
-            <w:proofErr w:type="spellStart"/>
             <w:r>
               <w:rPr>
                 <w:i/>
@@ -23878,7 +23367,6 @@
               </w:rPr>
               <w:t>_deg</w:t>
             </w:r>
-            <w:proofErr w:type="spellEnd"/>
           </w:p>
         </w:tc>
         <w:tc>
@@ -23914,7 +23402,6 @@
                 <w:iCs/>
               </w:rPr>
             </w:pPr>
-            <w:proofErr w:type="spellStart"/>
             <w:r>
               <w:rPr>
                 <w:i/>
@@ -23950,7 +23437,6 @@
               </w:rPr>
               <w:t>_m</w:t>
             </w:r>
-            <w:proofErr w:type="spellEnd"/>
           </w:p>
         </w:tc>
         <w:tc>
@@ -23986,7 +23472,6 @@
                 <w:iCs/>
               </w:rPr>
             </w:pPr>
-            <w:proofErr w:type="spellStart"/>
             <w:r>
               <w:rPr>
                 <w:i/>
@@ -24008,7 +23493,6 @@
               </w:rPr>
               <w:t>ms</w:t>
             </w:r>
-            <w:proofErr w:type="spellEnd"/>
           </w:p>
         </w:tc>
         <w:tc>
@@ -24044,7 +23528,6 @@
                 <w:iCs/>
               </w:rPr>
             </w:pPr>
-            <w:proofErr w:type="spellStart"/>
             <w:r>
               <w:rPr>
                 <w:i/>
@@ -24059,7 +23542,6 @@
               </w:rPr>
               <w:t>_m</w:t>
             </w:r>
-            <w:proofErr w:type="spellEnd"/>
           </w:p>
         </w:tc>
         <w:tc>
@@ -24095,7 +23577,6 @@
                 <w:iCs/>
               </w:rPr>
             </w:pPr>
-            <w:proofErr w:type="spellStart"/>
             <w:r>
               <w:rPr>
                 <w:i/>
@@ -24103,7 +23584,6 @@
               </w:rPr>
               <w:t>scaled_sound_pressure_db</w:t>
             </w:r>
-            <w:proofErr w:type="spellEnd"/>
           </w:p>
         </w:tc>
         <w:tc>
@@ -24136,7 +23616,6 @@
       <w:r>
         <w:t xml:space="preserve">A célváltozó a </w:t>
       </w:r>
-      <w:proofErr w:type="spellStart"/>
       <w:r>
         <w:rPr>
           <w:i/>
@@ -24144,7 +23623,6 @@
         </w:rPr>
         <w:t>scaled_sound_pressure_db</w:t>
       </w:r>
-      <w:proofErr w:type="spellEnd"/>
       <w:r>
         <w:t>, amely a zajszintet írja le decibelben. Mivel ez folytonos érték, az adathalmaz regressziós feladatként kezelhető.</w:t>
       </w:r>
@@ -24158,7 +23636,7 @@
       <w:pPr>
         <w:pStyle w:val="Cmsor2"/>
       </w:pPr>
-      <w:bookmarkStart w:id="13" w:name="_Toc228964781"/>
+      <w:bookmarkStart w:id="13" w:name="_Toc228968917"/>
       <w:r>
         <w:t>Alkalmazott regressziós modellek</w:t>
       </w:r>
@@ -24182,19 +23660,9 @@
           <w:numId w:val="5"/>
         </w:numPr>
       </w:pPr>
-      <w:proofErr w:type="spellStart"/>
-      <w:r>
-        <w:t>Linear</w:t>
-      </w:r>
-      <w:proofErr w:type="spellEnd"/>
-      <w:r>
-        <w:t xml:space="preserve"> </w:t>
-      </w:r>
-      <w:proofErr w:type="spellStart"/>
-      <w:r>
-        <w:t>Regression</w:t>
-      </w:r>
-      <w:proofErr w:type="spellEnd"/>
+      <w:r>
+        <w:t>Linear Regression</w:t>
+      </w:r>
     </w:p>
     <w:p>
       <w:pPr>
@@ -24204,19 +23672,9 @@
           <w:numId w:val="5"/>
         </w:numPr>
       </w:pPr>
-      <w:proofErr w:type="spellStart"/>
-      <w:r>
-        <w:t>Ridge</w:t>
-      </w:r>
-      <w:proofErr w:type="spellEnd"/>
-      <w:r>
-        <w:t xml:space="preserve"> </w:t>
-      </w:r>
-      <w:proofErr w:type="spellStart"/>
-      <w:r>
-        <w:t>Regression</w:t>
-      </w:r>
-      <w:proofErr w:type="spellEnd"/>
+      <w:r>
+        <w:t>Ridge Regression</w:t>
+      </w:r>
     </w:p>
     <w:p>
       <w:pPr>
@@ -24227,29 +23685,8 @@
         </w:numPr>
       </w:pPr>
       <w:r>
-        <w:t>K-</w:t>
-      </w:r>
-      <w:proofErr w:type="spellStart"/>
-      <w:r>
-        <w:t>Nearest</w:t>
-      </w:r>
-      <w:proofErr w:type="spellEnd"/>
-      <w:r>
-        <w:t xml:space="preserve"> </w:t>
-      </w:r>
-      <w:proofErr w:type="spellStart"/>
-      <w:r>
-        <w:t>Neighbors</w:t>
-      </w:r>
-      <w:proofErr w:type="spellEnd"/>
-      <w:r>
-        <w:t xml:space="preserve"> </w:t>
-      </w:r>
-      <w:proofErr w:type="spellStart"/>
-      <w:r>
-        <w:t>Regressor</w:t>
-      </w:r>
-      <w:proofErr w:type="spellEnd"/>
+        <w:t>K-Nearest Neighbors Regressor</w:t>
+      </w:r>
     </w:p>
     <w:p>
       <w:pPr>
@@ -24260,31 +23697,20 @@
         </w:numPr>
       </w:pPr>
       <w:r>
-        <w:t xml:space="preserve">Random Forest </w:t>
-      </w:r>
-      <w:proofErr w:type="spellStart"/>
-      <w:r>
-        <w:t>Regressor</w:t>
-      </w:r>
-      <w:proofErr w:type="spellEnd"/>
+        <w:t>Random Forest Regressor</w:t>
+      </w:r>
     </w:p>
     <w:p>
       <w:r>
         <w:t xml:space="preserve">A </w:t>
       </w:r>
-      <w:proofErr w:type="spellStart"/>
-      <w:r>
-        <w:t>Linear</w:t>
-      </w:r>
-      <w:proofErr w:type="spellEnd"/>
-      <w:r>
-        <w:t xml:space="preserve"> </w:t>
-      </w:r>
-      <w:proofErr w:type="spellStart"/>
-      <w:r>
-        <w:t>Regression</w:t>
-      </w:r>
-      <w:proofErr w:type="spellEnd"/>
+      <w:r>
+        <w:rPr>
+          <w:b/>
+          <w:bCs/>
+        </w:rPr>
+        <w:t>Linear Regression</w:t>
+      </w:r>
       <w:r>
         <w:t xml:space="preserve"> egyszerű lineáris kapcsolatot feltételez a bemeneti jellemzők és a célváltozó között. Előnye, hogy gyorsan tanítható és könnyen értelmezhető. Hátránya, hogy összetett, nemlineáris kapcsolatok esetén gyengébb eredményt adhat.</w:t>
       </w:r>
@@ -24293,147 +23719,73 @@
       <w:r>
         <w:t xml:space="preserve">A </w:t>
       </w:r>
-      <w:proofErr w:type="spellStart"/>
-      <w:r>
-        <w:t>Ridge</w:t>
-      </w:r>
-      <w:proofErr w:type="spellEnd"/>
-      <w:r>
-        <w:t xml:space="preserve"> </w:t>
-      </w:r>
-      <w:proofErr w:type="spellStart"/>
-      <w:r>
-        <w:t>Regression</w:t>
-      </w:r>
-      <w:proofErr w:type="spellEnd"/>
-      <w:r>
-        <w:t xml:space="preserve"> a lineáris regresszió </w:t>
-      </w:r>
-      <w:proofErr w:type="spellStart"/>
-      <w:r>
-        <w:t>regularizált</w:t>
-      </w:r>
-      <w:proofErr w:type="spellEnd"/>
-      <w:r>
-        <w:t xml:space="preserve"> változata. Az </w:t>
-      </w:r>
-      <w:proofErr w:type="spellStart"/>
-      <w:r>
-        <w:t>alpha</w:t>
-      </w:r>
-      <w:proofErr w:type="spellEnd"/>
-      <w:r>
-        <w:t xml:space="preserve"> </w:t>
-      </w:r>
-      <w:proofErr w:type="spellStart"/>
-      <w:r>
-        <w:t>hiperparaméter</w:t>
-      </w:r>
-      <w:proofErr w:type="spellEnd"/>
-      <w:r>
-        <w:t xml:space="preserve"> szabályozza a </w:t>
-      </w:r>
-      <w:proofErr w:type="spellStart"/>
-      <w:r>
-        <w:t>regularizáció</w:t>
-      </w:r>
-      <w:proofErr w:type="spellEnd"/>
-      <w:r>
-        <w:t xml:space="preserve"> erősségét. A </w:t>
-      </w:r>
-      <w:proofErr w:type="spellStart"/>
-      <w:r>
-        <w:t>regularizáció</w:t>
-      </w:r>
-      <w:proofErr w:type="spellEnd"/>
-      <w:r>
-        <w:t xml:space="preserve"> célja a túlilleszkedés csökkentése, mivel bünteti a túl nagy modell-együtthatókat.</w:t>
+      <w:r>
+        <w:rPr>
+          <w:b/>
+          <w:bCs/>
+        </w:rPr>
+        <w:t>Ridge Regression</w:t>
+      </w:r>
+      <w:r>
+        <w:t xml:space="preserve"> a lineáris regresszió regularizált változata. Az alpha hiperparaméter szabályozza a regularizáció erősségét. A regularizáció célja a túlilleszkedés csökkentése, mivel bünteti a túl nagy modell-együtthatókat.</w:t>
       </w:r>
     </w:p>
     <w:p>
       <w:r>
-        <w:t>A K-</w:t>
-      </w:r>
-      <w:proofErr w:type="spellStart"/>
-      <w:r>
-        <w:t>Nearest</w:t>
-      </w:r>
-      <w:proofErr w:type="spellEnd"/>
-      <w:r>
-        <w:t xml:space="preserve"> </w:t>
-      </w:r>
-      <w:proofErr w:type="spellStart"/>
-      <w:r>
-        <w:t>Neighbors</w:t>
-      </w:r>
-      <w:proofErr w:type="spellEnd"/>
-      <w:r>
-        <w:t xml:space="preserve"> </w:t>
-      </w:r>
-      <w:proofErr w:type="spellStart"/>
-      <w:r>
-        <w:t>Regressor</w:t>
-      </w:r>
-      <w:proofErr w:type="spellEnd"/>
+        <w:t xml:space="preserve">A </w:t>
+      </w:r>
+      <w:r>
+        <w:rPr>
+          <w:b/>
+          <w:bCs/>
+        </w:rPr>
+        <w:t>K-Nearest Neighbors Regressor</w:t>
+      </w:r>
       <w:r>
         <w:t xml:space="preserve"> a legközelebbi szomszédok alapján becsüli meg a célváltozót. Az új minta becsült értéke a hozzá legközelebb eső tanító minták célértékeiből számítható. A modell érzékeny a bemeneti jellemzők skálájára, ezért </w:t>
       </w:r>
-      <w:proofErr w:type="spellStart"/>
-      <w:r>
+      <w:r>
+        <w:rPr>
+          <w:i/>
+          <w:iCs/>
+        </w:rPr>
         <w:t>StandardScaler</w:t>
       </w:r>
-      <w:proofErr w:type="spellEnd"/>
       <w:r>
         <w:t xml:space="preserve"> előfeldolgozást használtam.</w:t>
       </w:r>
     </w:p>
     <w:p>
       <w:r>
-        <w:t xml:space="preserve">A Random Forest </w:t>
-      </w:r>
-      <w:proofErr w:type="spellStart"/>
-      <w:r>
-        <w:t>Regressor</w:t>
-      </w:r>
-      <w:proofErr w:type="spellEnd"/>
-      <w:r>
-        <w:t xml:space="preserve"> több döntési fából álló együttes modell. Minden fa külön becslést ad, a végső </w:t>
-      </w:r>
-      <w:proofErr w:type="spellStart"/>
-      <w:r>
-        <w:t>predikció</w:t>
-      </w:r>
-      <w:proofErr w:type="spellEnd"/>
-      <w:r>
-        <w:t xml:space="preserve"> pedig az egyes fák becsléseinek átlaga. Ez a módszer jól kezeli a nemlineáris összefüggéseket, ezért a valós adathalmazos regressziós feladatban jó teljesítményt nyújthat.</w:t>
+        <w:t xml:space="preserve">A </w:t>
+      </w:r>
+      <w:r>
+        <w:rPr>
+          <w:b/>
+          <w:bCs/>
+        </w:rPr>
+        <w:t>Random Forest Regressor</w:t>
+      </w:r>
+      <w:r>
+        <w:t xml:space="preserve"> több döntési fából álló együttes modell. Minden fa külön becslést ad, a végső predikció pedig az egyes fák becsléseinek átlaga. Ez a módszer jól kezeli a nemlineáris összefüggéseket, ezért a valós adathalmazos regressziós feladatban jó teljesítményt nyújthat.</w:t>
       </w:r>
     </w:p>
     <w:p>
       <w:pPr>
         <w:pStyle w:val="Cmsor2"/>
       </w:pPr>
-      <w:bookmarkStart w:id="14" w:name="_Toc228964782"/>
-      <w:proofErr w:type="spellStart"/>
+      <w:bookmarkStart w:id="14" w:name="_Toc228968918"/>
       <w:r>
         <w:lastRenderedPageBreak/>
-        <w:t>Pszeudokód</w:t>
-      </w:r>
-      <w:proofErr w:type="spellEnd"/>
-      <w:r>
-        <w:t xml:space="preserve"> és UML </w:t>
-      </w:r>
-      <w:proofErr w:type="spellStart"/>
-      <w:r>
-        <w:t>activity</w:t>
-      </w:r>
-      <w:proofErr w:type="spellEnd"/>
-      <w:r>
-        <w:t xml:space="preserve"> diagram</w:t>
+        <w:t>Pszeudokód és UML activity diagram</w:t>
       </w:r>
       <w:bookmarkEnd w:id="14"/>
     </w:p>
     <w:p>
       <w:r>
+        <w:rPr>
+          <w:noProof/>
+        </w:rPr>
         <w:drawing>
           <wp:inline distT="0" distB="0" distL="0" distR="0" wp14:anchorId="4FACD53F" wp14:editId="0BCE80C1">
             <wp:extent cx="5760720" cy="3752215"/>
@@ -24473,6 +23825,9 @@
     </w:p>
     <w:p>
       <w:r>
+        <w:rPr>
+          <w:noProof/>
+        </w:rPr>
         <w:lastRenderedPageBreak/>
         <w:drawing>
           <wp:inline distT="0" distB="0" distL="0" distR="0" wp14:anchorId="5B819E21" wp14:editId="39AF6840">
@@ -24515,43 +23870,34 @@
       <w:pPr>
         <w:pStyle w:val="Cmsor2"/>
       </w:pPr>
-      <w:bookmarkStart w:id="15" w:name="_Toc228964783"/>
-      <w:proofErr w:type="spellStart"/>
+      <w:bookmarkStart w:id="15" w:name="_Toc228968919"/>
       <w:r>
         <w:lastRenderedPageBreak/>
-        <w:t>Hiperparaméter</w:t>
-      </w:r>
-      <w:proofErr w:type="spellEnd"/>
-      <w:r>
-        <w:t>-hangolás</w:t>
+        <w:t>Hiperparaméter-hangolás</w:t>
       </w:r>
       <w:bookmarkEnd w:id="15"/>
     </w:p>
     <w:p>
       <w:r>
-        <w:t xml:space="preserve">A regressziós modellek </w:t>
-      </w:r>
-      <w:proofErr w:type="spellStart"/>
-      <w:r>
-        <w:t>hiperparaméter</w:t>
-      </w:r>
-      <w:proofErr w:type="spellEnd"/>
-      <w:r>
-        <w:t xml:space="preserve">-hangolását </w:t>
-      </w:r>
-      <w:proofErr w:type="spellStart"/>
-      <w:r>
+        <w:t xml:space="preserve">A regressziós modellek hiperparaméter-hangolását </w:t>
+      </w:r>
+      <w:r>
+        <w:rPr>
+          <w:i/>
+          <w:iCs/>
+        </w:rPr>
         <w:t>GridSearchCV</w:t>
       </w:r>
-      <w:proofErr w:type="spellEnd"/>
       <w:r>
         <w:t xml:space="preserve"> segítségével végeztem. A </w:t>
       </w:r>
-      <w:proofErr w:type="spellStart"/>
-      <w:r>
+      <w:r>
+        <w:rPr>
+          <w:i/>
+          <w:iCs/>
+        </w:rPr>
         <w:t>GridSearchCV</w:t>
       </w:r>
-      <w:proofErr w:type="spellEnd"/>
       <w:r>
         <w:t xml:space="preserve"> több megadott paraméterkombinációt próbál ki, majd keresztvalidáció alapján kiválasztja a legjobb beállítást.</w:t>
       </w:r>
@@ -24560,213 +23906,147 @@
       <w:r>
         <w:t xml:space="preserve">A </w:t>
       </w:r>
-      <w:proofErr w:type="spellStart"/>
-      <w:r>
-        <w:t>Linear</w:t>
-      </w:r>
-      <w:proofErr w:type="spellEnd"/>
-      <w:r>
-        <w:t xml:space="preserve"> </w:t>
-      </w:r>
-      <w:proofErr w:type="spellStart"/>
-      <w:r>
-        <w:t>Regression</w:t>
-      </w:r>
-      <w:proofErr w:type="spellEnd"/>
-      <w:r>
-        <w:t xml:space="preserve"> modellnél nem használtam külön </w:t>
-      </w:r>
-      <w:proofErr w:type="spellStart"/>
-      <w:r>
-        <w:t>hiperparaméter</w:t>
-      </w:r>
-      <w:proofErr w:type="spellEnd"/>
-      <w:r>
-        <w:t xml:space="preserve">-hangolást, mivel az alapmodellnek ebben a feladatban nem volt lényeges hangolandó </w:t>
-      </w:r>
-      <w:proofErr w:type="spellStart"/>
-      <w:r>
-        <w:t>hiperparamétere</w:t>
-      </w:r>
-      <w:proofErr w:type="spellEnd"/>
-      <w:r>
-        <w:t>.</w:t>
+      <w:r>
+        <w:rPr>
+          <w:i/>
+          <w:iCs/>
+        </w:rPr>
+        <w:t>Linear Regression</w:t>
+      </w:r>
+      <w:r>
+        <w:t xml:space="preserve"> modellnél nem használtam külön hiperparaméter-hangolást, mivel az alapmodellnek ebben a feladatban nem volt lényeges hangolandó hiperparamétere.</w:t>
       </w:r>
     </w:p>
     <w:p>
       <w:r>
         <w:t xml:space="preserve">A </w:t>
       </w:r>
-      <w:proofErr w:type="spellStart"/>
-      <w:r>
-        <w:t>Ridge</w:t>
-      </w:r>
-      <w:proofErr w:type="spellEnd"/>
-      <w:r>
-        <w:t xml:space="preserve"> </w:t>
-      </w:r>
-      <w:proofErr w:type="spellStart"/>
-      <w:r>
-        <w:t>Regression</w:t>
-      </w:r>
-      <w:proofErr w:type="spellEnd"/>
-      <w:r>
-        <w:t xml:space="preserve"> esetén az </w:t>
-      </w:r>
-      <w:proofErr w:type="spellStart"/>
-      <w:r>
-        <w:t>alpha</w:t>
-      </w:r>
-      <w:proofErr w:type="spellEnd"/>
-      <w:r>
-        <w:t xml:space="preserve"> </w:t>
-      </w:r>
-      <w:proofErr w:type="spellStart"/>
-      <w:r>
-        <w:t>regularizációs</w:t>
-      </w:r>
-      <w:proofErr w:type="spellEnd"/>
-      <w:r>
-        <w:t xml:space="preserve"> paramétert vizsgáltam. Az </w:t>
-      </w:r>
-      <w:proofErr w:type="spellStart"/>
-      <w:r>
-        <w:t>alpha</w:t>
-      </w:r>
-      <w:proofErr w:type="spellEnd"/>
-      <w:r>
-        <w:t xml:space="preserve"> értéke meghatározza, hogy a modell mennyire bünteti a nagy együtthatókat. Kis </w:t>
-      </w:r>
-      <w:proofErr w:type="spellStart"/>
-      <w:r>
-        <w:t>alpha</w:t>
-      </w:r>
-      <w:proofErr w:type="spellEnd"/>
-      <w:r>
-        <w:t xml:space="preserve"> esetén a modell közelebb áll az egyszerű lineáris regresszióhoz, nagyobb </w:t>
-      </w:r>
-      <w:proofErr w:type="spellStart"/>
-      <w:r>
-        <w:t>alpha</w:t>
-      </w:r>
-      <w:proofErr w:type="spellEnd"/>
-      <w:r>
-        <w:t xml:space="preserve"> esetén erősebb a </w:t>
-      </w:r>
-      <w:proofErr w:type="spellStart"/>
-      <w:r>
-        <w:t>regularizáció</w:t>
-      </w:r>
-      <w:proofErr w:type="spellEnd"/>
-      <w:r>
-        <w:t>.</w:t>
+      <w:r>
+        <w:rPr>
+          <w:i/>
+          <w:iCs/>
+        </w:rPr>
+        <w:t>Ridge Regression</w:t>
+      </w:r>
+      <w:r>
+        <w:t xml:space="preserve"> esetén az alpha regularizációs paramétert vizsgáltam. Az alpha értéke meghatározza, hogy a modell mennyire bünteti a nagy együtthatókat. Kis alpha esetén a modell közelebb áll az egyszerű lineáris regresszióhoz, nagyobb alpha esetén erősebb a regularizáció.</w:t>
       </w:r>
     </w:p>
     <w:p>
       <w:r>
-        <w:t>A K-</w:t>
-      </w:r>
-      <w:proofErr w:type="spellStart"/>
-      <w:r>
-        <w:t>Nearest</w:t>
-      </w:r>
-      <w:proofErr w:type="spellEnd"/>
-      <w:r>
-        <w:t xml:space="preserve"> </w:t>
-      </w:r>
-      <w:proofErr w:type="spellStart"/>
-      <w:r>
-        <w:t>Neighbors</w:t>
-      </w:r>
-      <w:proofErr w:type="spellEnd"/>
-      <w:r>
-        <w:t xml:space="preserve"> </w:t>
-      </w:r>
-      <w:proofErr w:type="spellStart"/>
-      <w:r>
-        <w:t>Regressor</w:t>
-      </w:r>
-      <w:proofErr w:type="spellEnd"/>
+        <w:t xml:space="preserve">A </w:t>
+      </w:r>
+      <w:r>
+        <w:rPr>
+          <w:i/>
+          <w:iCs/>
+        </w:rPr>
+        <w:t>K-Nearest Neighbors Regressor</w:t>
+      </w:r>
       <w:r>
         <w:t xml:space="preserve"> esetén a szomszédok számát és a súlyozás módját hangoltam. A </w:t>
       </w:r>
-      <w:proofErr w:type="spellStart"/>
-      <w:r>
+      <w:r>
+        <w:rPr>
+          <w:i/>
+          <w:iCs/>
+        </w:rPr>
         <w:t>n_neighbors</w:t>
       </w:r>
-      <w:proofErr w:type="spellEnd"/>
       <w:r>
         <w:t xml:space="preserve"> azt határozza meg, hogy hány közeli minta alapján történjen a becslés. A </w:t>
       </w:r>
-      <w:proofErr w:type="spellStart"/>
-      <w:r>
+      <w:r>
+        <w:rPr>
+          <w:i/>
+          <w:iCs/>
+        </w:rPr>
         <w:t>weights</w:t>
       </w:r>
-      <w:proofErr w:type="spellEnd"/>
       <w:r>
         <w:t xml:space="preserve"> paraméter esetén az uniform minden szomszédot azonos súllyal vesz figyelembe, míg a </w:t>
       </w:r>
-      <w:proofErr w:type="spellStart"/>
-      <w:r>
+      <w:r>
+        <w:rPr>
+          <w:i/>
+          <w:iCs/>
+        </w:rPr>
         <w:t>distance</w:t>
       </w:r>
-      <w:proofErr w:type="spellEnd"/>
       <w:r>
         <w:t xml:space="preserve"> súlyozás a közelebbi szomszédokat nagyobb súllyal kezeli.</w:t>
       </w:r>
     </w:p>
     <w:p>
       <w:r>
-        <w:t xml:space="preserve">A Random Forest </w:t>
-      </w:r>
-      <w:proofErr w:type="spellStart"/>
-      <w:r>
-        <w:t>Regressor</w:t>
-      </w:r>
-      <w:proofErr w:type="spellEnd"/>
+        <w:t xml:space="preserve">A </w:t>
+      </w:r>
+      <w:r>
+        <w:rPr>
+          <w:i/>
+          <w:iCs/>
+        </w:rPr>
+        <w:t>Random Forest Regressor</w:t>
+      </w:r>
       <w:r>
         <w:t xml:space="preserve"> esetén a fák számát, a maximális mélységet és a csomópontfelosztáshoz szükséges minimális mintaszámot vizsgáltam. A fák száma hatással lehet a modell stabilitására, a maximális mélység pedig a modell bonyolultságát befolyásolja.</w:t>
       </w:r>
     </w:p>
     <w:p>
       <w:r>
-        <w:t xml:space="preserve">A lineáris és KNN-alapú modelleknél </w:t>
-      </w:r>
-      <w:proofErr w:type="spellStart"/>
-      <w:r>
+        <w:t xml:space="preserve">A </w:t>
+      </w:r>
+      <w:r>
+        <w:rPr>
+          <w:i/>
+          <w:iCs/>
+        </w:rPr>
+        <w:t>lineáris és KNN-alapú modelleknél</w:t>
+      </w:r>
+      <w:r>
+        <w:t xml:space="preserve"> </w:t>
+      </w:r>
+      <w:r>
+        <w:rPr>
+          <w:i/>
+          <w:iCs/>
+        </w:rPr>
         <w:t>StandardScaler</w:t>
       </w:r>
-      <w:proofErr w:type="spellEnd"/>
-      <w:r>
-        <w:t xml:space="preserve"> előfeldolgozást alkalmaztam. Erre azért volt szükség, mert ezek a modellek érzékenyek lehetnek a jellemzők eltérő nagyságrendjére. A Random Forest esetén a skálázás nem szükséges, mert a döntési fákon alapuló modellek kevésbé érzékenyek a bemeneti változók skálájára.</w:t>
+      <w:r>
+        <w:t xml:space="preserve"> előfeldolgozást alkalmaztam. Erre azért volt szükség, mert ezek a modellek érzékenyek lehetnek a jellemzők eltérő nagyságrendjére. A </w:t>
+      </w:r>
+      <w:r>
+        <w:rPr>
+          <w:i/>
+          <w:iCs/>
+        </w:rPr>
+        <w:t>Random Forest</w:t>
+      </w:r>
+      <w:r>
+        <w:t xml:space="preserve"> esetén a skálázás nem szükséges, mert a döntési fákon alapuló modellek kevésbé érzékenyek a bemeneti változók skálájára.</w:t>
       </w:r>
     </w:p>
     <w:p>
       <w:r>
         <w:t xml:space="preserve">A regressziós modelleket a </w:t>
       </w:r>
-      <w:proofErr w:type="spellStart"/>
-      <w:r>
+      <w:r>
+        <w:rPr>
+          <w:i/>
+          <w:iCs/>
+        </w:rPr>
         <w:t>neg_mean_squared_error</w:t>
       </w:r>
-      <w:proofErr w:type="spellEnd"/>
-      <w:r>
-        <w:t xml:space="preserve"> metrika alapján hangoltam. Ennek oka, hogy a </w:t>
-      </w:r>
-      <w:proofErr w:type="spellStart"/>
-      <w:r>
-        <w:t>scikit-learn</w:t>
-      </w:r>
-      <w:proofErr w:type="spellEnd"/>
-      <w:r>
-        <w:t xml:space="preserve"> a nagyobb értékeket tekinti jobbnak, ezért a négyzetes hiba negatív előjellel szerepel az optimalizálás során.</w:t>
+      <w:r>
+        <w:t xml:space="preserve"> metrika alapján hangoltam. Ennek oka, hogy a scikit-learn a nagyobb értékeket tekinti jobbnak, ezért a négyzetes hiba negatív előjellel szerepel az optimalizálás során.</w:t>
       </w:r>
     </w:p>
     <w:p>
       <w:pPr>
         <w:pStyle w:val="Cmsor2"/>
       </w:pPr>
-      <w:bookmarkStart w:id="16" w:name="_Toc228964784"/>
+      <w:bookmarkStart w:id="16" w:name="_Toc228968920"/>
       <w:r>
         <w:t>Eredmények értékelése</w:t>
       </w:r>
@@ -24923,15 +24203,73 @@
     <w:p>
       <w:r>
         <w:br/>
-      </w:r>
-      <w:r>
-        <w:t>Az MSE a valós és a becsült értékek különbségének négyzetes átlaga. Minél kisebb az MSE, annál pontosabb a modell. A négyzetre emelés miatt a nagyobb hibák erősebben büntetésre kerülnek.</w:t>
+        <w:t xml:space="preserve">Az </w:t>
+      </w:r>
+      <w:r>
+        <w:rPr>
+          <w:b/>
+          <w:bCs/>
+        </w:rPr>
+        <w:t>MSE</w:t>
+      </w:r>
+      <w:r>
+        <w:t xml:space="preserve"> a valós és a becsült értékek különbségének négyzetes átlaga. Minél kisebb az </w:t>
+      </w:r>
+      <w:r>
+        <w:rPr>
+          <w:b/>
+          <w:bCs/>
+        </w:rPr>
+        <w:t>MSE</w:t>
+      </w:r>
+      <w:r>
+        <w:t>, annál pontosabb a modell. A négyzetre emelés miatt a nagyobb hibák erősebben büntetésre kerülnek.</w:t>
       </w:r>
     </w:p>
     <w:p>
       <w:r>
         <w:lastRenderedPageBreak/>
-        <w:t>Az RMSE az MSE négyzetgyöke, ezért az eredeti célváltozóval azonos mértékegységben értelmezhető. A MAE az abszolút hibák átlaga, amely egyszerűen megmutatja, hogy a modell átlagosan mekkorát téved. Az R2 azt mutatja meg, hogy a modell a célváltozó varianciájának mekkora részét képes megmagyarázni.</w:t>
+        <w:t xml:space="preserve">Az </w:t>
+      </w:r>
+      <w:r>
+        <w:rPr>
+          <w:b/>
+          <w:bCs/>
+        </w:rPr>
+        <w:t>RMSE</w:t>
+      </w:r>
+      <w:r>
+        <w:t xml:space="preserve"> az </w:t>
+      </w:r>
+      <w:r>
+        <w:rPr>
+          <w:b/>
+          <w:bCs/>
+        </w:rPr>
+        <w:t>MSE</w:t>
+      </w:r>
+      <w:r>
+        <w:t xml:space="preserve"> négyzetgyöke, ezért az eredeti célváltozóval azonos mértékegységben értelmezhető. A </w:t>
+      </w:r>
+      <w:r>
+        <w:rPr>
+          <w:b/>
+          <w:bCs/>
+        </w:rPr>
+        <w:t>MAE</w:t>
+      </w:r>
+      <w:r>
+        <w:t xml:space="preserve"> az abszolút hibák átlaga, amely egyszerűen megmutatja, hogy a modell átlagosan mekkorát téved. Az </w:t>
+      </w:r>
+      <w:r>
+        <w:rPr>
+          <w:b/>
+          <w:bCs/>
+        </w:rPr>
+        <w:t>R2</w:t>
+      </w:r>
+      <w:r>
+        <w:t xml:space="preserve"> azt mutatja meg, hogy a modell a célváltozó varianciájának mekkora részét képes megmagyarázni.</w:t>
       </w:r>
     </w:p>
     <w:tbl>
@@ -25070,13 +24408,8 @@
           </w:tcPr>
           <w:p>
             <w:r>
-              <w:t xml:space="preserve">Random Forest </w:t>
-            </w:r>
-            <w:proofErr w:type="spellStart"/>
-            <w:r>
-              <w:t>Regressor</w:t>
-            </w:r>
-            <w:proofErr w:type="spellEnd"/>
+              <w:t>Random Forest Regressor</w:t>
+            </w:r>
           </w:p>
         </w:tc>
         <w:tc>
@@ -25127,29 +24460,8 @@
           </w:tcPr>
           <w:p>
             <w:r>
-              <w:t>K-</w:t>
-            </w:r>
-            <w:proofErr w:type="spellStart"/>
-            <w:r>
-              <w:t>Nearest</w:t>
-            </w:r>
-            <w:proofErr w:type="spellEnd"/>
-            <w:r>
-              <w:t xml:space="preserve"> </w:t>
-            </w:r>
-            <w:proofErr w:type="spellStart"/>
-            <w:r>
-              <w:t>Neighbors</w:t>
-            </w:r>
-            <w:proofErr w:type="spellEnd"/>
-            <w:r>
-              <w:t xml:space="preserve"> </w:t>
-            </w:r>
-            <w:proofErr w:type="spellStart"/>
-            <w:r>
-              <w:t>Regressor</w:t>
-            </w:r>
-            <w:proofErr w:type="spellEnd"/>
+              <w:t>K-Nearest Neighbors Regressor</w:t>
+            </w:r>
           </w:p>
         </w:tc>
         <w:tc>
@@ -25199,19 +24511,9 @@
             <w:tcW w:w="3501" w:type="dxa"/>
           </w:tcPr>
           <w:p>
-            <w:proofErr w:type="spellStart"/>
-            <w:r>
-              <w:t>Linear</w:t>
-            </w:r>
-            <w:proofErr w:type="spellEnd"/>
-            <w:r>
-              <w:t xml:space="preserve"> </w:t>
-            </w:r>
-            <w:proofErr w:type="spellStart"/>
-            <w:r>
-              <w:t>Regression</w:t>
-            </w:r>
-            <w:proofErr w:type="spellEnd"/>
+            <w:r>
+              <w:t>Linear Regression</w:t>
+            </w:r>
           </w:p>
         </w:tc>
         <w:tc>
@@ -25261,19 +24563,9 @@
             <w:tcW w:w="3501" w:type="dxa"/>
           </w:tcPr>
           <w:p>
-            <w:proofErr w:type="spellStart"/>
-            <w:r>
-              <w:t>Ridge</w:t>
-            </w:r>
-            <w:proofErr w:type="spellEnd"/>
-            <w:r>
-              <w:t xml:space="preserve"> </w:t>
-            </w:r>
-            <w:proofErr w:type="spellStart"/>
-            <w:r>
-              <w:t>Regression</w:t>
-            </w:r>
-            <w:proofErr w:type="spellEnd"/>
+            <w:r>
+              <w:t>Ridge Regression</w:t>
+            </w:r>
           </w:p>
         </w:tc>
         <w:tc>
@@ -25321,90 +24613,80 @@
     <w:p/>
     <w:p>
       <w:r>
-        <w:t xml:space="preserve">A táblázat alapján a Random Forest </w:t>
-      </w:r>
-      <w:proofErr w:type="spellStart"/>
-      <w:r>
-        <w:t>Regressor</w:t>
-      </w:r>
-      <w:proofErr w:type="spellEnd"/>
-      <w:r>
-        <w:t xml:space="preserve"> érte el a legjobb eredményt. A teszthalmazon mért MSE értéke 3.7458, az RMSE értéke 1.9354, az MAE értéke 1.4002, az R2 értéke pedig 0.9254 lett. Ez azt jelenti, hogy a modell a célváltozó varianciájának több mint 92%-át képes volt megmagyarázni.</w:t>
+        <w:t xml:space="preserve">A táblázat alapján a </w:t>
+      </w:r>
+      <w:r>
+        <w:rPr>
+          <w:i/>
+          <w:iCs/>
+        </w:rPr>
+        <w:t>Random Forest Regressor</w:t>
+      </w:r>
+      <w:r>
+        <w:t xml:space="preserve"> érte el a legjobb eredményt. A teszthalmazon mért </w:t>
+      </w:r>
+      <w:r>
+        <w:rPr>
+          <w:i/>
+          <w:iCs/>
+        </w:rPr>
+        <w:t xml:space="preserve">MSE értéke 3.7458, az RMSE értéke 1.9354, az MAE értéke 1.4002, az R2 értéke pedig 0.9254 </w:t>
+      </w:r>
+      <w:r>
+        <w:t xml:space="preserve">lett. Ez azt jelenti, hogy a modell a célváltozó varianciájának több mint </w:t>
+      </w:r>
+      <w:r>
+        <w:rPr>
+          <w:b/>
+          <w:bCs/>
+        </w:rPr>
+        <w:t>92%</w:t>
+      </w:r>
+      <w:r>
+        <w:t>-át képes volt megmagyarázni.</w:t>
       </w:r>
     </w:p>
     <w:p>
       <w:r>
-        <w:t>A K-</w:t>
-      </w:r>
-      <w:proofErr w:type="spellStart"/>
-      <w:r>
-        <w:t>Nearest</w:t>
-      </w:r>
-      <w:proofErr w:type="spellEnd"/>
-      <w:r>
-        <w:t xml:space="preserve"> </w:t>
-      </w:r>
-      <w:proofErr w:type="spellStart"/>
-      <w:r>
-        <w:t>Neighbors</w:t>
-      </w:r>
-      <w:proofErr w:type="spellEnd"/>
-      <w:r>
-        <w:t xml:space="preserve"> </w:t>
-      </w:r>
-      <w:proofErr w:type="spellStart"/>
-      <w:r>
-        <w:t>Regressor</w:t>
-      </w:r>
-      <w:proofErr w:type="spellEnd"/>
+        <w:t xml:space="preserve">A </w:t>
+      </w:r>
+      <w:r>
+        <w:rPr>
+          <w:i/>
+          <w:iCs/>
+        </w:rPr>
+        <w:t>K-Nearest Neighbors Regressor</w:t>
+      </w:r>
       <w:r>
         <w:t xml:space="preserve"> szintén jó eredményt adott, azonban a tanító adatokon lényegesen jobb eredményt ért el, mint a teszt adatokon, ami enyhe túltanulásra utalhat. A </w:t>
       </w:r>
-      <w:proofErr w:type="spellStart"/>
-      <w:r>
-        <w:t>Linear</w:t>
-      </w:r>
-      <w:proofErr w:type="spellEnd"/>
-      <w:r>
-        <w:t xml:space="preserve"> </w:t>
-      </w:r>
-      <w:proofErr w:type="spellStart"/>
-      <w:r>
-        <w:t>Regression</w:t>
-      </w:r>
-      <w:proofErr w:type="spellEnd"/>
+      <w:r>
+        <w:rPr>
+          <w:i/>
+          <w:iCs/>
+        </w:rPr>
+        <w:t>Linear Regression</w:t>
+      </w:r>
       <w:r>
         <w:t xml:space="preserve"> és </w:t>
       </w:r>
-      <w:proofErr w:type="spellStart"/>
-      <w:r>
-        <w:t>Ridge</w:t>
-      </w:r>
-      <w:proofErr w:type="spellEnd"/>
-      <w:r>
-        <w:t xml:space="preserve"> </w:t>
-      </w:r>
-      <w:proofErr w:type="spellStart"/>
-      <w:r>
-        <w:t>Regression</w:t>
-      </w:r>
-      <w:proofErr w:type="spellEnd"/>
+      <w:r>
+        <w:rPr>
+          <w:i/>
+          <w:iCs/>
+        </w:rPr>
+        <w:t>Ridge Regression</w:t>
+      </w:r>
       <w:r>
         <w:t xml:space="preserve"> gyengébben teljesített, ami arra utal, hogy az </w:t>
       </w:r>
-      <w:proofErr w:type="spellStart"/>
-      <w:r>
-        <w:t>Airfoil</w:t>
-      </w:r>
-      <w:proofErr w:type="spellEnd"/>
-      <w:r>
-        <w:t xml:space="preserve"> </w:t>
-      </w:r>
-      <w:proofErr w:type="spellStart"/>
-      <w:r>
-        <w:t>Self-Noise</w:t>
-      </w:r>
-      <w:proofErr w:type="spellEnd"/>
+      <w:r>
+        <w:rPr>
+          <w:i/>
+          <w:iCs/>
+        </w:rPr>
+        <w:t>Airfoil Self-Noise</w:t>
+      </w:r>
       <w:r>
         <w:t xml:space="preserve"> adathalmaz összefüggései nem írhatók le megfelelően egyszerű lineáris modellekkel.</w:t>
       </w:r>
@@ -25416,29 +24698,45 @@
     </w:p>
     <w:p>
       <w:r>
-        <w:t xml:space="preserve">Az ábra alapján látható, hogy a Random Forest </w:t>
-      </w:r>
-      <w:proofErr w:type="spellStart"/>
-      <w:r>
-        <w:t>Regressor</w:t>
-      </w:r>
-      <w:proofErr w:type="spellEnd"/>
-      <w:r>
-        <w:t xml:space="preserve"> becslései nagyrészt követik a valós értékeket. A pontok jelentős része az ideális egyenes közelében helyezkedik el, ami összhangban van a modell alacsony MSE és magas R2 értékével. Ez vizuálisan is megerősíti, hogy a modell jó becslést adott az </w:t>
-      </w:r>
-      <w:proofErr w:type="spellStart"/>
-      <w:r>
-        <w:t>Airfoil</w:t>
-      </w:r>
-      <w:proofErr w:type="spellEnd"/>
-      <w:r>
-        <w:t xml:space="preserve"> </w:t>
-      </w:r>
-      <w:proofErr w:type="spellStart"/>
-      <w:r>
-        <w:t>Self-Noise</w:t>
-      </w:r>
-      <w:proofErr w:type="spellEnd"/>
+        <w:t xml:space="preserve">Az ábra alapján látható, hogy </w:t>
+      </w:r>
+      <w:r>
+        <w:rPr>
+          <w:i/>
+          <w:iCs/>
+        </w:rPr>
+        <w:t>a Random Forest Regressor</w:t>
+      </w:r>
+      <w:r>
+        <w:t xml:space="preserve"> becslései nagyrészt követik a valós értékeket. A pontok jelentős része az ideális egyenes közelében helyezkedik el, ami összhangban van a modell alacsony </w:t>
+      </w:r>
+      <w:r>
+        <w:rPr>
+          <w:i/>
+          <w:iCs/>
+        </w:rPr>
+        <w:t>MSE</w:t>
+      </w:r>
+      <w:r>
+        <w:t xml:space="preserve"> és magas </w:t>
+      </w:r>
+      <w:r>
+        <w:rPr>
+          <w:i/>
+          <w:iCs/>
+        </w:rPr>
+        <w:t>R2</w:t>
+      </w:r>
+      <w:r>
+        <w:t xml:space="preserve"> értékével. Ez vizuálisan is megerősíti, hogy a modell jó becslést adott az </w:t>
+      </w:r>
+      <w:r>
+        <w:rPr>
+          <w:i/>
+          <w:iCs/>
+        </w:rPr>
+        <w:t>Airfoil Self-Noise</w:t>
+      </w:r>
       <w:r>
         <w:t xml:space="preserve"> adathalmazon.</w:t>
       </w:r>
@@ -25447,7 +24745,7 @@
       <w:pPr>
         <w:pStyle w:val="Cmsor1"/>
       </w:pPr>
-      <w:bookmarkStart w:id="17" w:name="_Toc228964785"/>
+      <w:bookmarkStart w:id="17" w:name="_Toc228968921"/>
       <w:r>
         <w:t>Program felépítése és futtatása</w:t>
       </w:r>
@@ -25455,15 +24753,7 @@
     </w:p>
     <w:p>
       <w:r>
-        <w:t xml:space="preserve">A notebook cellákra bontva tartalmazza az importokat, az adathalmazok létrehozását és betöltését, a modellek tanítását, a </w:t>
-      </w:r>
-      <w:proofErr w:type="spellStart"/>
-      <w:r>
-        <w:t>hiperparaméter</w:t>
-      </w:r>
-      <w:proofErr w:type="spellEnd"/>
-      <w:r>
-        <w:t>-hangolást, az eredmények kiértékelését és a vizualizációkat.</w:t>
+        <w:t>A notebook cellákra bontva tartalmazza az importokat, az adathalmazok létrehozását és betöltését, a modellek tanítását, a hiperparaméter-hangolást, az eredmények kiértékelését és a vizualizációkat.</w:t>
       </w:r>
     </w:p>
     <w:p>
@@ -25486,21 +24776,12 @@
         </w:rPr>
         <w:t>„</w:t>
       </w:r>
-      <w:proofErr w:type="spellStart"/>
       <w:r>
         <w:rPr>
           <w:i/>
           <w:iCs/>
         </w:rPr>
-        <w:t>jupyter</w:t>
-      </w:r>
-      <w:proofErr w:type="spellEnd"/>
-      <w:r>
-        <w:rPr>
-          <w:i/>
-          <w:iCs/>
-        </w:rPr>
-        <w:t xml:space="preserve"> notebook D53G1U.ipynb</w:t>
+        <w:t>jupyter notebook D53G1U.ipynb</w:t>
       </w:r>
       <w:r>
         <w:rPr>
@@ -25530,101 +24811,12 @@
         </w:rPr>
         <w:t>„</w:t>
       </w:r>
-      <w:proofErr w:type="spellStart"/>
       <w:r>
         <w:rPr>
           <w:i/>
           <w:iCs/>
         </w:rPr>
-        <w:t>pip</w:t>
-      </w:r>
-      <w:proofErr w:type="spellEnd"/>
-      <w:r>
-        <w:rPr>
-          <w:i/>
-          <w:iCs/>
-        </w:rPr>
-        <w:t xml:space="preserve"> </w:t>
-      </w:r>
-      <w:proofErr w:type="spellStart"/>
-      <w:r>
-        <w:rPr>
-          <w:i/>
-          <w:iCs/>
-        </w:rPr>
-        <w:t>install</w:t>
-      </w:r>
-      <w:proofErr w:type="spellEnd"/>
-      <w:r>
-        <w:rPr>
-          <w:i/>
-          <w:iCs/>
-        </w:rPr>
-        <w:t xml:space="preserve"> </w:t>
-      </w:r>
-      <w:proofErr w:type="spellStart"/>
-      <w:r>
-        <w:rPr>
-          <w:i/>
-          <w:iCs/>
-        </w:rPr>
-        <w:t>numpy</w:t>
-      </w:r>
-      <w:proofErr w:type="spellEnd"/>
-      <w:r>
-        <w:rPr>
-          <w:i/>
-          <w:iCs/>
-        </w:rPr>
-        <w:t xml:space="preserve"> </w:t>
-      </w:r>
-      <w:proofErr w:type="spellStart"/>
-      <w:r>
-        <w:rPr>
-          <w:i/>
-          <w:iCs/>
-        </w:rPr>
-        <w:t>pandas</w:t>
-      </w:r>
-      <w:proofErr w:type="spellEnd"/>
-      <w:r>
-        <w:rPr>
-          <w:i/>
-          <w:iCs/>
-        </w:rPr>
-        <w:t xml:space="preserve"> </w:t>
-      </w:r>
-      <w:proofErr w:type="spellStart"/>
-      <w:r>
-        <w:rPr>
-          <w:i/>
-          <w:iCs/>
-        </w:rPr>
-        <w:t>matplotlib</w:t>
-      </w:r>
-      <w:proofErr w:type="spellEnd"/>
-      <w:r>
-        <w:rPr>
-          <w:i/>
-          <w:iCs/>
-        </w:rPr>
-        <w:t xml:space="preserve"> </w:t>
-      </w:r>
-      <w:proofErr w:type="spellStart"/>
-      <w:r>
-        <w:rPr>
-          <w:i/>
-          <w:iCs/>
-        </w:rPr>
-        <w:t>scikit-learn</w:t>
-      </w:r>
-      <w:proofErr w:type="spellEnd"/>
-      <w:r>
-        <w:rPr>
-          <w:i/>
-          <w:iCs/>
-        </w:rPr>
-        <w:t xml:space="preserve"> notebook</w:t>
+        <w:t>pip install numpy pandas matplotlib scikit-learn notebook</w:t>
       </w:r>
       <w:r>
         <w:rPr>
@@ -25638,7 +24830,7 @@
       <w:pPr>
         <w:pStyle w:val="Cmsor1"/>
       </w:pPr>
-      <w:bookmarkStart w:id="18" w:name="_Toc228964786"/>
+      <w:bookmarkStart w:id="18" w:name="_Toc228968922"/>
       <w:r>
         <w:lastRenderedPageBreak/>
         <w:t>Összegzés</w:t>
@@ -25647,148 +24839,34 @@
     </w:p>
     <w:p>
       <w:r>
-        <w:t xml:space="preserve">A házi feladatban sikerült megvalósítani egy generált klasszifikációs és egy valós adathalmazos regressziós gépi tanulási feladatot. Az első részben a D53G1U </w:t>
-      </w:r>
-      <w:proofErr w:type="spellStart"/>
-      <w:r>
-        <w:t>Neptun</w:t>
-      </w:r>
-      <w:proofErr w:type="spellEnd"/>
-      <w:r>
-        <w:t xml:space="preserve">-kódhoz tartozó paraméterek alapján generált adathalmazon három osztályozó algoritmust hasonlítottam össze: </w:t>
-      </w:r>
-      <w:proofErr w:type="spellStart"/>
-      <w:r>
-        <w:t>Naive</w:t>
-      </w:r>
-      <w:proofErr w:type="spellEnd"/>
-      <w:r>
-        <w:t xml:space="preserve"> </w:t>
-      </w:r>
-      <w:proofErr w:type="spellStart"/>
-      <w:r>
-        <w:t>Bayes</w:t>
-      </w:r>
-      <w:proofErr w:type="spellEnd"/>
-      <w:r>
-        <w:t>, Random Forest és K-</w:t>
-      </w:r>
-      <w:proofErr w:type="spellStart"/>
-      <w:r>
-        <w:t>Nearest</w:t>
-      </w:r>
-      <w:proofErr w:type="spellEnd"/>
-      <w:r>
-        <w:t xml:space="preserve"> </w:t>
-      </w:r>
-      <w:proofErr w:type="spellStart"/>
-      <w:r>
-        <w:t>Neighbors</w:t>
-      </w:r>
-      <w:proofErr w:type="spellEnd"/>
-      <w:r>
-        <w:t>.</w:t>
+        <w:t>A házi feladatban sikerült megvalósítani egy generált klasszifikációs és egy valós adathalmazos regressziós gépi tanulási feladatot. Az első részben a D53G1U Neptun-kódhoz tartozó paraméterek alapján generált adathalmazon három osztályozó algoritmust hasonlítottam össze: Naive Bayes, Random Forest és K-Nearest Neighbors.</w:t>
       </w:r>
     </w:p>
     <w:p>
       <w:r>
-        <w:t xml:space="preserve">A modellek teljesítményét pontosság, tanítási hiba és tesztelési hiba alapján értékeltem. A </w:t>
-      </w:r>
-      <w:proofErr w:type="spellStart"/>
-      <w:r>
-        <w:t>hiperparaméter</w:t>
-      </w:r>
-      <w:proofErr w:type="spellEnd"/>
-      <w:r>
-        <w:t xml:space="preserve">-hangoláshoz </w:t>
-      </w:r>
-      <w:proofErr w:type="spellStart"/>
-      <w:r>
-        <w:t>GridSearchCV</w:t>
-      </w:r>
-      <w:proofErr w:type="spellEnd"/>
-      <w:r>
-        <w:t xml:space="preserve"> módszert használtam. Kiegészítő vizsgálatként </w:t>
-      </w:r>
-      <w:proofErr w:type="spellStart"/>
-      <w:r>
-        <w:t>SGDClassifier</w:t>
-      </w:r>
-      <w:proofErr w:type="spellEnd"/>
-      <w:r>
-        <w:t xml:space="preserve"> segítségével elemeztem a tanulási ráta és az </w:t>
-      </w:r>
-      <w:proofErr w:type="spellStart"/>
-      <w:r>
-        <w:t>epochok</w:t>
-      </w:r>
-      <w:proofErr w:type="spellEnd"/>
-      <w:r>
-        <w:t xml:space="preserve"> számának hatását is.</w:t>
+        <w:t>A modellek teljesítményét pontosság, tanítási hiba és tesztelési hiba alapján értékeltem. A hiperparaméter-hangoláshoz GridSearchCV módszert használtam. Kiegészítő vizsgálatként SGDClassifier segítségével elemeztem a tanulási ráta és az epochok számának hatását is.</w:t>
       </w:r>
     </w:p>
     <w:p>
       <w:r>
-        <w:t xml:space="preserve">A második részben az </w:t>
-      </w:r>
-      <w:proofErr w:type="spellStart"/>
-      <w:r>
-        <w:t>Airfoil</w:t>
-      </w:r>
-      <w:proofErr w:type="spellEnd"/>
-      <w:r>
-        <w:t xml:space="preserve"> </w:t>
-      </w:r>
-      <w:proofErr w:type="spellStart"/>
-      <w:r>
-        <w:t>Self-Noise</w:t>
-      </w:r>
-      <w:proofErr w:type="spellEnd"/>
-      <w:r>
-        <w:t xml:space="preserve"> adathalmazt használtam regressziós feladat megoldására. Az adathalmazt külső URL-ről töltöttem be, nem az </w:t>
-      </w:r>
-      <w:proofErr w:type="spellStart"/>
-      <w:proofErr w:type="gramStart"/>
-      <w:r>
-        <w:t>sklearn.datasets</w:t>
-      </w:r>
-      <w:proofErr w:type="spellEnd"/>
-      <w:proofErr w:type="gramEnd"/>
-      <w:r>
-        <w:t xml:space="preserve"> modulból. A regressziós modellek teljesítményét MSE, RMSE, MAE és R2 metrikák alapján hasonlítottam össze.</w:t>
+        <w:t>A második részben az Airfoil Self-Noise adathalmazt használtam regressziós feladat megoldására. Az adathalmazt külső URL-ről töltöttem be, nem az sklearn.datasets modulból. A regressziós modellek teljesítményét MSE, RMSE, MAE és R2 metrikák alapján hasonlítottam össze.</w:t>
       </w:r>
     </w:p>
     <w:p>
       <w:r>
-        <w:t xml:space="preserve">A regressziós részben a Random Forest </w:t>
-      </w:r>
-      <w:proofErr w:type="spellStart"/>
-      <w:r>
-        <w:t>Regressor</w:t>
-      </w:r>
-      <w:proofErr w:type="spellEnd"/>
-      <w:r>
-        <w:t xml:space="preserve"> érte el a legjobb eredményt. A modell teszthalmazon mért R2 értéke meghaladta a 0,90-es értéket, így a modell teljesítménye elérte a feladatban megfogalmazott körülbelül 90%-os célkitűzést. Az eredmények alapján a döntési fákból álló együttes modell jobban kezelte az adathalmaz nemlineáris összefüggéseit, mint az egyszerű lineáris regressziós modellek.</w:t>
+        <w:t>A regressziós részben a Random Forest Regressor érte el a legjobb eredményt. A modell teszthalmazon mért R2 értéke meghaladta a 0,90-es értéket, így a modell teljesítménye elérte a feladatban megfogalmazott körülbelül 90%-os célkitűzést. Az eredmények alapján a döntési fákból álló együttes modell jobban kezelte az adathalmaz nemlineáris összefüggéseit, mint az egyszerű lineáris regressziós modellek.</w:t>
       </w:r>
     </w:p>
     <w:p>
       <w:r>
-        <w:t xml:space="preserve">A feladat megoldása során jól láthatóvá vált, hogy a különböző gépi tanulási algoritmusok eltérő módon viselkednek ugyanazon adathalmazon. A modellválasztás, az előfeldolgozás és a </w:t>
-      </w:r>
-      <w:proofErr w:type="spellStart"/>
-      <w:r>
-        <w:t>hiperparaméter</w:t>
-      </w:r>
-      <w:proofErr w:type="spellEnd"/>
-      <w:r>
-        <w:t>-hangolás jelentősen befolyásolja a végső teljesítményt.</w:t>
+        <w:t>A feladat megoldása során jól láthatóvá vált, hogy a különböző gépi tanulási algoritmusok eltérő módon viselkednek ugyanazon adathalmazon. A modellválasztás, az előfeldolgozás és a hiperparaméter-hangolás jelentősen befolyásolja a végső teljesítményt.</w:t>
       </w:r>
     </w:p>
     <w:p>
       <w:pPr>
         <w:pStyle w:val="Cmsor1"/>
       </w:pPr>
-      <w:bookmarkStart w:id="19" w:name="_Toc228964787"/>
+      <w:bookmarkStart w:id="19" w:name="_Toc228968923"/>
       <w:r>
         <w:t>Irodalomjegyzék</w:t>
       </w:r>
@@ -25796,329 +24874,33 @@
     </w:p>
     <w:p>
       <w:r>
-        <w:t xml:space="preserve">[1] T. Brooks, D. Pope, and M. </w:t>
-      </w:r>
-      <w:proofErr w:type="spellStart"/>
-      <w:r>
-        <w:t>Marcolini</w:t>
-      </w:r>
-      <w:proofErr w:type="spellEnd"/>
-      <w:r>
-        <w:t>, “</w:t>
-      </w:r>
-      <w:proofErr w:type="spellStart"/>
-      <w:r>
-        <w:t>Airfoil</w:t>
-      </w:r>
-      <w:proofErr w:type="spellEnd"/>
-      <w:r>
-        <w:t xml:space="preserve"> </w:t>
-      </w:r>
-      <w:proofErr w:type="spellStart"/>
-      <w:r>
-        <w:t>Self-Noise</w:t>
-      </w:r>
-      <w:proofErr w:type="spellEnd"/>
-      <w:r>
-        <w:t xml:space="preserve">,” UCI </w:t>
-      </w:r>
-      <w:proofErr w:type="spellStart"/>
-      <w:r>
-        <w:t>Machine</w:t>
-      </w:r>
-      <w:proofErr w:type="spellEnd"/>
-      <w:r>
-        <w:t xml:space="preserve"> </w:t>
-      </w:r>
-      <w:proofErr w:type="spellStart"/>
-      <w:r>
-        <w:t>Learning</w:t>
-      </w:r>
-      <w:proofErr w:type="spellEnd"/>
-      <w:r>
-        <w:t xml:space="preserve"> </w:t>
-      </w:r>
-      <w:proofErr w:type="spellStart"/>
-      <w:r>
-        <w:t>Repository</w:t>
-      </w:r>
-      <w:proofErr w:type="spellEnd"/>
-      <w:r>
-        <w:t xml:space="preserve">, 1989. </w:t>
-      </w:r>
-      <w:proofErr w:type="spellStart"/>
-      <w:r>
-        <w:t>doi</w:t>
-      </w:r>
-      <w:proofErr w:type="spellEnd"/>
-      <w:r>
-        <w:t>: 10.24432/C5VW2C.</w:t>
+        <w:t>[1] T. Brooks, D. Pope, and M. Marcolini, “Airfoil Self-Noise,” UCI Machine Learning Repository, 1989. doi: 10.24432/C5VW2C.</w:t>
       </w:r>
     </w:p>
     <w:p>
       <w:r>
-        <w:t xml:space="preserve">[2] F. </w:t>
-      </w:r>
-      <w:proofErr w:type="spellStart"/>
-      <w:r>
-        <w:t>Pedregosa</w:t>
-      </w:r>
-      <w:proofErr w:type="spellEnd"/>
-      <w:r>
-        <w:t xml:space="preserve"> </w:t>
-      </w:r>
-      <w:proofErr w:type="spellStart"/>
-      <w:r>
-        <w:t>et</w:t>
-      </w:r>
-      <w:proofErr w:type="spellEnd"/>
-      <w:r>
-        <w:t xml:space="preserve"> </w:t>
-      </w:r>
-      <w:proofErr w:type="spellStart"/>
-      <w:r>
-        <w:t>al</w:t>
-      </w:r>
-      <w:proofErr w:type="spellEnd"/>
-      <w:r>
-        <w:t>., “</w:t>
-      </w:r>
-      <w:proofErr w:type="spellStart"/>
-      <w:r>
-        <w:t>Scikit-learn</w:t>
-      </w:r>
-      <w:proofErr w:type="spellEnd"/>
-      <w:r>
-        <w:t xml:space="preserve">: </w:t>
-      </w:r>
-      <w:proofErr w:type="spellStart"/>
-      <w:r>
-        <w:t>Machine</w:t>
-      </w:r>
-      <w:proofErr w:type="spellEnd"/>
-      <w:r>
-        <w:t xml:space="preserve"> </w:t>
-      </w:r>
-      <w:proofErr w:type="spellStart"/>
-      <w:r>
-        <w:t>Learning</w:t>
-      </w:r>
-      <w:proofErr w:type="spellEnd"/>
-      <w:r>
-        <w:t xml:space="preserve"> in Python,” Journal of </w:t>
-      </w:r>
-      <w:proofErr w:type="spellStart"/>
-      <w:r>
-        <w:t>Machine</w:t>
-      </w:r>
-      <w:proofErr w:type="spellEnd"/>
-      <w:r>
-        <w:t xml:space="preserve"> </w:t>
-      </w:r>
-      <w:proofErr w:type="spellStart"/>
-      <w:r>
-        <w:t>Learning</w:t>
-      </w:r>
-      <w:proofErr w:type="spellEnd"/>
-      <w:r>
-        <w:t xml:space="preserve"> Research, </w:t>
-      </w:r>
-      <w:proofErr w:type="spellStart"/>
-      <w:r>
-        <w:t>vol</w:t>
-      </w:r>
-      <w:proofErr w:type="spellEnd"/>
-      <w:r>
-        <w:t>. 12, pp. 2825–2830, 2011.</w:t>
+        <w:t>[2] F. Pedregosa et al., “Scikit-learn: Machine Learning in Python,” Journal of Machine Learning Research, vol. 12, pp. 2825–2830, 2011.</w:t>
       </w:r>
     </w:p>
     <w:p>
       <w:r>
-        <w:t xml:space="preserve">[3] </w:t>
-      </w:r>
-      <w:proofErr w:type="spellStart"/>
-      <w:r>
-        <w:t>NumPy</w:t>
-      </w:r>
-      <w:proofErr w:type="spellEnd"/>
-      <w:r>
-        <w:t xml:space="preserve"> </w:t>
-      </w:r>
-      <w:proofErr w:type="spellStart"/>
-      <w:r>
-        <w:t>Developers</w:t>
-      </w:r>
-      <w:proofErr w:type="spellEnd"/>
-      <w:r>
-        <w:t>, “</w:t>
-      </w:r>
-      <w:proofErr w:type="spellStart"/>
-      <w:r>
-        <w:t>NumPy</w:t>
-      </w:r>
-      <w:proofErr w:type="spellEnd"/>
-      <w:r>
-        <w:t xml:space="preserve"> </w:t>
-      </w:r>
-      <w:proofErr w:type="spellStart"/>
-      <w:r>
-        <w:t>documentation</w:t>
-      </w:r>
-      <w:proofErr w:type="spellEnd"/>
-      <w:r>
-        <w:t xml:space="preserve">.” [Online]. </w:t>
-      </w:r>
-      <w:proofErr w:type="spellStart"/>
-      <w:r>
-        <w:t>Available</w:t>
-      </w:r>
-      <w:proofErr w:type="spellEnd"/>
-      <w:r>
-        <w:t>: https://numpy.org/doc/</w:t>
+        <w:t>[3] NumPy Developers, “NumPy documentation.” [Online]. Available: https://numpy.org/doc/</w:t>
       </w:r>
     </w:p>
     <w:p>
       <w:r>
-        <w:t xml:space="preserve">[4] </w:t>
-      </w:r>
-      <w:proofErr w:type="spellStart"/>
-      <w:r>
-        <w:t>pandas</w:t>
-      </w:r>
-      <w:proofErr w:type="spellEnd"/>
-      <w:r>
-        <w:t xml:space="preserve"> </w:t>
-      </w:r>
-      <w:proofErr w:type="spellStart"/>
-      <w:r>
-        <w:t>Developers</w:t>
-      </w:r>
-      <w:proofErr w:type="spellEnd"/>
-      <w:r>
-        <w:t>, “</w:t>
-      </w:r>
-      <w:proofErr w:type="spellStart"/>
-      <w:r>
-        <w:t>pandas</w:t>
-      </w:r>
-      <w:proofErr w:type="spellEnd"/>
-      <w:r>
-        <w:t xml:space="preserve"> </w:t>
-      </w:r>
-      <w:proofErr w:type="spellStart"/>
-      <w:r>
-        <w:t>documentation</w:t>
-      </w:r>
-      <w:proofErr w:type="spellEnd"/>
-      <w:r>
-        <w:t xml:space="preserve">.” [Online]. </w:t>
-      </w:r>
-      <w:proofErr w:type="spellStart"/>
-      <w:r>
-        <w:t>Available</w:t>
-      </w:r>
-      <w:proofErr w:type="spellEnd"/>
-      <w:r>
-        <w:t>: https://pandas.pydata.org/docs/</w:t>
+        <w:t>[4] pandas Developers, “pandas documentation.” [Online]. Available: https://pandas.pydata.org/docs/</w:t>
       </w:r>
     </w:p>
     <w:p>
       <w:r>
-        <w:t xml:space="preserve">[5] </w:t>
-      </w:r>
-      <w:proofErr w:type="spellStart"/>
-      <w:r>
-        <w:t>Matplotlib</w:t>
-      </w:r>
-      <w:proofErr w:type="spellEnd"/>
-      <w:r>
-        <w:t xml:space="preserve"> </w:t>
-      </w:r>
-      <w:proofErr w:type="spellStart"/>
-      <w:r>
-        <w:t>Developers</w:t>
-      </w:r>
-      <w:proofErr w:type="spellEnd"/>
-      <w:r>
-        <w:t>, “</w:t>
-      </w:r>
-      <w:proofErr w:type="spellStart"/>
-      <w:r>
-        <w:t>Matplotlib</w:t>
-      </w:r>
-      <w:proofErr w:type="spellEnd"/>
-      <w:r>
-        <w:t xml:space="preserve"> </w:t>
-      </w:r>
-      <w:proofErr w:type="spellStart"/>
-      <w:r>
-        <w:t>documentation</w:t>
-      </w:r>
-      <w:proofErr w:type="spellEnd"/>
-      <w:r>
-        <w:t xml:space="preserve">.” [Online]. </w:t>
-      </w:r>
-      <w:proofErr w:type="spellStart"/>
-      <w:r>
-        <w:t>Available</w:t>
-      </w:r>
-      <w:proofErr w:type="spellEnd"/>
-      <w:r>
-        <w:t>: https://matplotlib.org/stable/</w:t>
+        <w:t>[5] Matplotlib Developers, “Matplotlib documentation.” [Online]. Available: https://matplotlib.org/stable/</w:t>
       </w:r>
     </w:p>
     <w:p>
       <w:r>
         <w:lastRenderedPageBreak/>
-        <w:t xml:space="preserve">[6] </w:t>
-      </w:r>
-      <w:proofErr w:type="spellStart"/>
-      <w:r>
-        <w:t>scikit-learn</w:t>
-      </w:r>
-      <w:proofErr w:type="spellEnd"/>
-      <w:r>
-        <w:t xml:space="preserve"> </w:t>
-      </w:r>
-      <w:proofErr w:type="spellStart"/>
-      <w:r>
-        <w:t>Developers</w:t>
-      </w:r>
-      <w:proofErr w:type="spellEnd"/>
-      <w:r>
-        <w:t>, “</w:t>
-      </w:r>
-      <w:proofErr w:type="spellStart"/>
-      <w:r>
-        <w:t>scikit-learn</w:t>
-      </w:r>
-      <w:proofErr w:type="spellEnd"/>
-      <w:r>
-        <w:t xml:space="preserve"> </w:t>
-      </w:r>
-      <w:proofErr w:type="spellStart"/>
-      <w:r>
-        <w:t>User</w:t>
-      </w:r>
-      <w:proofErr w:type="spellEnd"/>
-      <w:r>
-        <w:t xml:space="preserve"> </w:t>
-      </w:r>
-      <w:proofErr w:type="spellStart"/>
-      <w:r>
-        <w:t>Guide</w:t>
-      </w:r>
-      <w:proofErr w:type="spellEnd"/>
-      <w:r>
-        <w:t xml:space="preserve">.” [Online]. </w:t>
-      </w:r>
-      <w:proofErr w:type="spellStart"/>
-      <w:r>
-        <w:t>Available</w:t>
-      </w:r>
-      <w:proofErr w:type="spellEnd"/>
-      <w:r>
-        <w:t>: https://scikit-learn.org/stable/user_guide.html</w:t>
+        <w:t>[6] scikit-learn Developers, “scikit-learn User Guide.” [Online]. Available: https://scikit-learn.org/stable/user_guide.html</w:t>
       </w:r>
     </w:p>
     <w:sectPr>
@@ -28419,7 +27201,7 @@
 </file>
 
 <file path=customXml/itemProps1.xml><?xml version="1.0" encoding="utf-8"?>
-<ds:datastoreItem xmlns:ds="http://schemas.openxmlformats.org/officeDocument/2006/customXml" ds:itemID="{46A80C70-D5ED-6F47-8B48-C18C8BD09221}">
+<ds:datastoreItem xmlns:ds="http://schemas.openxmlformats.org/officeDocument/2006/customXml" ds:itemID="{6FF15F39-F4D1-B847-B9CF-CFC3533619CF}">
   <ds:schemaRefs>
     <ds:schemaRef ds:uri="http://schemas.openxmlformats.org/officeDocument/2006/bibliography"/>
   </ds:schemaRefs>
